--- a/Project Design Phase/Problem Solution Fit.docx
+++ b/Project Design Phase/Problem Solution Fit.docx
@@ -1,6 +1,6 @@
 
 <file path=word/document.xml><?xml version="1.0" encoding="utf-8"?>
-<w:document xmlns:wpc="http://schemas.microsoft.com/office/word/2010/wordprocessingCanvas" xmlns:cx="http://schemas.microsoft.com/office/drawing/2014/chartex" xmlns:cx1="http://schemas.microsoft.com/office/drawing/2015/9/8/chartex" xmlns:cx2="http://schemas.microsoft.com/office/drawing/2015/10/21/chartex" xmlns:cx3="http://schemas.microsoft.com/office/drawing/2016/5/9/chartex" xmlns:cx4="http://schemas.microsoft.com/office/drawing/2016/5/10/chartex" xmlns:cx5="http://schemas.microsoft.com/office/drawing/2016/5/11/chartex" xmlns:cx6="http://schemas.microsoft.com/office/drawing/2016/5/12/chartex" xmlns:cx7="http://schemas.microsoft.com/office/drawing/2016/5/13/chartex" xmlns:cx8="http://schemas.microsoft.com/office/drawing/2016/5/14/chartex" xmlns:mc="http://schemas.openxmlformats.org/markup-compatibility/2006" xmlns:aink="http://schemas.microsoft.com/office/drawing/2016/ink" xmlns:am3d="http://schemas.microsoft.com/office/drawing/2017/model3d" xmlns:o="urn:schemas-microsoft-com:office:office" xmlns:oel="http://schemas.microsoft.com/office/2019/extlst" xmlns:r="http://schemas.openxmlformats.org/officeDocument/2006/relationships" xmlns:m="http://schemas.openxmlformats.org/officeDocument/2006/math" xmlns:v="urn:schemas-microsoft-com:vml" xmlns:wp14="http://schemas.microsoft.com/office/word/2010/wordprocessingDrawing" xmlns:wp="http://schemas.openxmlformats.org/drawingml/2006/wordprocessingDrawing" xmlns:w10="urn:schemas-microsoft-com:office:word" xmlns:w="http://schemas.openxmlformats.org/wordprocessingml/2006/main" xmlns:w14="http://schemas.microsoft.com/office/word/2010/wordml" xmlns:w15="http://schemas.microsoft.com/office/word/2012/wordml" xmlns:w16cex="http://schemas.microsoft.com/office/word/2018/wordml/cex" xmlns:w16cid="http://schemas.microsoft.com/office/word/2016/wordml/cid" xmlns:w16="http://schemas.microsoft.com/office/word/2018/wordml" xmlns:w16du="http://schemas.microsoft.com/office/word/2023/wordml/word16du" xmlns:w16sdtdh="http://schemas.microsoft.com/office/word/2020/wordml/sdtdatahash" xmlns:w16sdtfl="http://schemas.microsoft.com/office/word/2024/wordml/sdtformatlock" xmlns:w16se="http://schemas.microsoft.com/office/word/2015/wordml/symex" xmlns:wpg="http://schemas.microsoft.com/office/word/2010/wordprocessingGroup" xmlns:wpi="http://schemas.microsoft.com/office/word/2010/wordprocessingInk" xmlns:wne="http://schemas.microsoft.com/office/word/2006/wordml" xmlns:wps="http://schemas.microsoft.com/office/word/2010/wordprocessingShape" mc:Ignorable="w14 w15 w16se w16cid w16 w16cex w16sdtdh w16sdtfl w16du wp14">
+<w:document xmlns:ve="http://schemas.openxmlformats.org/markup-compatibility/2006" xmlns:o="urn:schemas-microsoft-com:office:office" xmlns:r="http://schemas.openxmlformats.org/officeDocument/2006/relationships" xmlns:m="http://schemas.openxmlformats.org/officeDocument/2006/math" xmlns:v="urn:schemas-microsoft-com:vml" xmlns:wp="http://schemas.openxmlformats.org/drawingml/2006/wordprocessingDrawing" xmlns:w10="urn:schemas-microsoft-com:office:word" xmlns:w="http://schemas.openxmlformats.org/wordprocessingml/2006/main" xmlns:wne="http://schemas.microsoft.com/office/word/2006/wordml">
   <w:body>
     <w:p>
       <w:pPr>
@@ -62,7 +62,7 @@
           <w:insideV w:val="single" w:sz="4" w:space="0" w:color="000000"/>
         </w:tblBorders>
         <w:tblLayout w:type="fixed"/>
-        <w:tblLook w:val="0400" w:firstRow="0" w:lastRow="0" w:firstColumn="0" w:lastColumn="0" w:noHBand="0" w:noVBand="1"/>
+        <w:tblLook w:val="0400"/>
       </w:tblPr>
       <w:tblGrid>
         <w:gridCol w:w="4508"/>
@@ -165,8 +165,19 @@
       </w:pPr>
     </w:p>
     <w:p>
+      <w:pPr>
+        <w:rPr>
+          <w:b/>
+        </w:rPr>
+      </w:pPr>
       <w:r>
-        <w:t>Team: Dharshini Priya S, Thanusha Peneti, Yogananda Reddy Chinnannagari, Mudiyala Shashank Reddy</w:t>
+        <w:t>Team</w:t>
+      </w:r>
+      <w:r>
+        <w:rPr>
+          <w:b/>
+        </w:rPr>
+        <w:t>: Dharshini Priya S</w:t>
       </w:r>
     </w:p>
     <w:p>
@@ -179,12 +190,20 @@
         <w:rPr>
           <w:b/>
         </w:rPr>
-        <w:t>Problem – Solution Fit Template:</w:t>
+        <w:t xml:space="preserve">            Thanusha Peneti</w:t>
       </w:r>
     </w:p>
     <w:p>
+      <w:pPr>
+        <w:rPr>
+          <w:b/>
+        </w:rPr>
+      </w:pPr>
       <w:r>
-        <w:t>The Problem-Solution Fit simply means that you have found a problem with your customer and that the solution you have realized for it actually solves the customer’s problem. It helps entrepreneurs, marketers and corporate innovators identify behavioral patterns and recognize what would work and why</w:t>
+        <w:rPr>
+          <w:b/>
+        </w:rPr>
+        <w:t xml:space="preserve">            Yogananda Reddy Chinnannagari</w:t>
       </w:r>
     </w:p>
     <w:p>
@@ -197,140 +216,27 @@
         <w:rPr>
           <w:b/>
         </w:rPr>
-        <w:t>Purpose:</w:t>
+        <w:t xml:space="preserve"> </w:t>
+      </w:r>
+      <w:r>
+        <w:rPr>
+          <w:b/>
+        </w:rPr>
+        <w:t xml:space="preserve">           </w:t>
+      </w:r>
+      <w:r>
+        <w:rPr>
+          <w:b/>
+        </w:rPr>
+        <w:t>Mudiyala Shashank Reddy</w:t>
       </w:r>
     </w:p>
-    <w:p>
-      <w:pPr>
-        <w:numPr>
-          <w:ilvl w:val="0"/>
-          <w:numId w:val="2"/>
-        </w:numPr>
-        <w:spacing w:after="0" w:line="240" w:lineRule="auto"/>
-      </w:pPr>
-      <w:r>
-        <w:t>Solve complex problems in a way that fits the state of your customers.</w:t>
-      </w:r>
-    </w:p>
-    <w:p>
-      <w:pPr>
-        <w:numPr>
-          <w:ilvl w:val="0"/>
-          <w:numId w:val="2"/>
-        </w:numPr>
-        <w:spacing w:after="0" w:line="240" w:lineRule="auto"/>
-      </w:pPr>
-      <w:r>
-        <w:t>Succeed faster and increase your solution adoption by tapping into existing mediums and channels of behavior.</w:t>
-      </w:r>
-    </w:p>
-    <w:p>
-      <w:pPr>
-        <w:numPr>
-          <w:ilvl w:val="0"/>
-          <w:numId w:val="2"/>
-        </w:numPr>
-        <w:spacing w:after="0" w:line="240" w:lineRule="auto"/>
-      </w:pPr>
-      <w:r>
-        <w:t>Sharpen your communication and marketing strategy with the right triggers and messaging.</w:t>
-      </w:r>
-    </w:p>
-    <w:p>
-      <w:pPr>
-        <w:numPr>
-          <w:ilvl w:val="0"/>
-          <w:numId w:val="2"/>
-        </w:numPr>
-        <w:spacing w:after="0" w:line="240" w:lineRule="auto"/>
-      </w:pPr>
-      <w:r>
-        <w:t>Increase touch-points with your company by finding the right problem-behavior fit and building trust by solving frequent annoyances, or urgent or costly problems.</w:t>
-      </w:r>
-    </w:p>
-    <w:p>
-      <w:pPr>
-        <w:numPr>
-          <w:ilvl w:val="0"/>
-          <w:numId w:val="2"/>
-        </w:numPr>
-        <w:spacing w:after="0" w:line="240" w:lineRule="auto"/>
-      </w:pPr>
-      <w:r>
-        <w:rPr>
-          <w:b/>
-        </w:rPr>
-        <w:t>Understand the existing situation in order to improve it for your target group.</w:t>
-      </w:r>
-    </w:p>
-    <w:p>
-      <w:pPr>
-        <w:rPr>
-          <w:b/>
-        </w:rPr>
-      </w:pPr>
-    </w:p>
-    <w:p>
-      <w:pPr>
-        <w:rPr>
-          <w:b/>
-        </w:rPr>
-      </w:pPr>
-      <w:r>
-        <w:rPr>
-          <w:b/>
-        </w:rPr>
-        <w:t>Template:</w:t>
-      </w:r>
-    </w:p>
+    <w:p/>
     <w:p>
       <w:r>
         <w:rPr>
-          <w:noProof/>
-        </w:rPr>
-        <w:drawing>
-          <wp:inline distT="0" distB="0" distL="0" distR="0" wp14:anchorId="554CABB7" wp14:editId="4033207E">
-            <wp:extent cx="5492750" cy="3441700"/>
-            <wp:effectExtent l="0" t="0" r="0" b="6350"/>
-            <wp:docPr id="2" name="image1.png" descr="Calendar&#10;&#10;Description automatically generated"/>
-            <wp:cNvGraphicFramePr/>
-            <a:graphic xmlns:a="http://schemas.openxmlformats.org/drawingml/2006/main">
-              <a:graphicData uri="http://schemas.openxmlformats.org/drawingml/2006/picture">
-                <pic:pic xmlns:pic="http://schemas.openxmlformats.org/drawingml/2006/picture">
-                  <pic:nvPicPr>
-                    <pic:cNvPr id="0" name="image1.png" descr="Calendar&#10;&#10;Description automatically generated"/>
-                    <pic:cNvPicPr preferRelativeResize="0"/>
-                  </pic:nvPicPr>
-                  <pic:blipFill>
-                    <a:blip r:embed="rId8"/>
-                    <a:srcRect/>
-                    <a:stretch>
-                      <a:fillRect/>
-                    </a:stretch>
-                  </pic:blipFill>
-                  <pic:spPr>
-                    <a:xfrm>
-                      <a:off x="0" y="0"/>
-                      <a:ext cx="5492750" cy="3441700"/>
-                    </a:xfrm>
-                    <a:prstGeom prst="rect">
-                      <a:avLst/>
-                    </a:prstGeom>
-                    <a:ln/>
-                  </pic:spPr>
-                </pic:pic>
-              </a:graphicData>
-            </a:graphic>
-          </wp:inline>
-        </w:drawing>
-      </w:r>
-    </w:p>
-    <w:p>
-      <w:r>
-        <w:rPr>
           <w:b/>
         </w:rPr>
-        <w:lastRenderedPageBreak/>
         <w:t>Our Problem – Solution Fit Canvas:</w:t>
       </w:r>
     </w:p>
@@ -357,7 +263,7 @@
           <w:color w:val="000000"/>
         </w:rPr>
       </w:pPr>
-      <w:hyperlink r:id="rId9">
+      <w:hyperlink r:id="rId8">
         <w:r>
           <w:rPr>
             <w:color w:val="0563C1"/>
@@ -384,7 +290,7 @@
           <w:color w:val="000000"/>
         </w:rPr>
       </w:pPr>
-      <w:hyperlink r:id="rId10">
+      <w:hyperlink r:id="rId9">
         <w:r>
           <w:rPr>
             <w:color w:val="0563C1"/>
@@ -398,12 +304,12 @@
       <w:tblPr>
         <w:tblStyle w:val="TableGrid"/>
         <w:tblW w:w="0" w:type="auto"/>
-        <w:tblLook w:val="04A0" w:firstRow="1" w:lastRow="0" w:firstColumn="1" w:lastColumn="0" w:noHBand="0" w:noVBand="1"/>
+        <w:tblLook w:val="04A0"/>
       </w:tblPr>
       <w:tblGrid>
-        <w:gridCol w:w="3005"/>
-        <w:gridCol w:w="3005"/>
-        <w:gridCol w:w="3006"/>
+        <w:gridCol w:w="3009"/>
+        <w:gridCol w:w="3009"/>
+        <w:gridCol w:w="3009"/>
       </w:tblGrid>
       <w:tr>
         <w:tc>
@@ -444,8 +350,6 @@
             </w:r>
             <w:r>
               <w:br/>
-            </w:r>
-            <w:r>
               <w:t>Manual spreadsheet analysis; government static reports; costly enterprise BI suites</w:t>
             </w:r>
           </w:p>
@@ -506,8 +410,6 @@
             </w:r>
             <w:r>
               <w:br/>
-            </w:r>
-            <w:r>
               <w:t>Preparing a planning report; noticing an unexplained demand spike in the news</w:t>
             </w:r>
           </w:p>
@@ -561,7 +463,7 @@
     </w:tbl>
     <w:p/>
     <w:sectPr>
-      <w:headerReference w:type="default" r:id="rId11"/>
+      <w:headerReference w:type="default" r:id="rId10"/>
       <w:pgSz w:w="11906" w:h="16838"/>
       <w:pgMar w:top="851" w:right="1440" w:bottom="1440" w:left="1440" w:header="708" w:footer="708" w:gutter="0"/>
       <w:pgNumType w:start="1"/>
@@ -572,8 +474,8 @@
 </file>
 
 <file path=word/endnotes.xml><?xml version="1.0" encoding="utf-8"?>
-<w:endnotes xmlns:wpc="http://schemas.microsoft.com/office/word/2010/wordprocessingCanvas" xmlns:cx="http://schemas.microsoft.com/office/drawing/2014/chartex" xmlns:cx1="http://schemas.microsoft.com/office/drawing/2015/9/8/chartex" xmlns:cx2="http://schemas.microsoft.com/office/drawing/2015/10/21/chartex" xmlns:cx3="http://schemas.microsoft.com/office/drawing/2016/5/9/chartex" xmlns:cx4="http://schemas.microsoft.com/office/drawing/2016/5/10/chartex" xmlns:cx5="http://schemas.microsoft.com/office/drawing/2016/5/11/chartex" xmlns:cx6="http://schemas.microsoft.com/office/drawing/2016/5/12/chartex" xmlns:cx7="http://schemas.microsoft.com/office/drawing/2016/5/13/chartex" xmlns:cx8="http://schemas.microsoft.com/office/drawing/2016/5/14/chartex" xmlns:mc="http://schemas.openxmlformats.org/markup-compatibility/2006" xmlns:aink="http://schemas.microsoft.com/office/drawing/2016/ink" xmlns:am3d="http://schemas.microsoft.com/office/drawing/2017/model3d" xmlns:o="urn:schemas-microsoft-com:office:office" xmlns:oel="http://schemas.microsoft.com/office/2019/extlst" xmlns:r="http://schemas.openxmlformats.org/officeDocument/2006/relationships" xmlns:m="http://schemas.openxmlformats.org/officeDocument/2006/math" xmlns:v="urn:schemas-microsoft-com:vml" xmlns:wp14="http://schemas.microsoft.com/office/word/2010/wordprocessingDrawing" xmlns:wp="http://schemas.openxmlformats.org/drawingml/2006/wordprocessingDrawing" xmlns:w10="urn:schemas-microsoft-com:office:word" xmlns:w="http://schemas.openxmlformats.org/wordprocessingml/2006/main" xmlns:w14="http://schemas.microsoft.com/office/word/2010/wordml" xmlns:w15="http://schemas.microsoft.com/office/word/2012/wordml" xmlns:w16cex="http://schemas.microsoft.com/office/word/2018/wordml/cex" xmlns:w16cid="http://schemas.microsoft.com/office/word/2016/wordml/cid" xmlns:w16="http://schemas.microsoft.com/office/word/2018/wordml" xmlns:w16du="http://schemas.microsoft.com/office/word/2023/wordml/word16du" xmlns:w16sdtdh="http://schemas.microsoft.com/office/word/2020/wordml/sdtdatahash" xmlns:w16sdtfl="http://schemas.microsoft.com/office/word/2024/wordml/sdtformatlock" xmlns:w16se="http://schemas.microsoft.com/office/word/2015/wordml/symex" xmlns:wpg="http://schemas.microsoft.com/office/word/2010/wordprocessingGroup" xmlns:wpi="http://schemas.microsoft.com/office/word/2010/wordprocessingInk" xmlns:wne="http://schemas.microsoft.com/office/word/2006/wordml" xmlns:wps="http://schemas.microsoft.com/office/word/2010/wordprocessingShape" mc:Ignorable="w14 w15 w16se w16cid w16 w16cex w16sdtdh w16sdtfl w16du wp14">
-  <w:endnote w:type="separator" w:id="-1">
+<w:endnotes xmlns:ve="http://schemas.openxmlformats.org/markup-compatibility/2006" xmlns:o="urn:schemas-microsoft-com:office:office" xmlns:r="http://schemas.openxmlformats.org/officeDocument/2006/relationships" xmlns:m="http://schemas.openxmlformats.org/officeDocument/2006/math" xmlns:v="urn:schemas-microsoft-com:vml" xmlns:wp="http://schemas.openxmlformats.org/drawingml/2006/wordprocessingDrawing" xmlns:w10="urn:schemas-microsoft-com:office:word" xmlns:w="http://schemas.openxmlformats.org/wordprocessingml/2006/main" xmlns:wne="http://schemas.microsoft.com/office/word/2006/wordml">
+  <w:endnote w:type="separator" w:id="0">
     <w:p>
       <w:pPr>
         <w:spacing w:after="0" w:line="240" w:lineRule="auto"/>
@@ -583,7 +485,7 @@
       </w:r>
     </w:p>
   </w:endnote>
-  <w:endnote w:type="continuationSeparator" w:id="0">
+  <w:endnote w:type="continuationSeparator" w:id="1">
     <w:p>
       <w:pPr>
         <w:spacing w:after="0" w:line="240" w:lineRule="auto"/>
@@ -597,8 +499,8 @@
 </file>
 
 <file path=word/footnotes.xml><?xml version="1.0" encoding="utf-8"?>
-<w:footnotes xmlns:wpc="http://schemas.microsoft.com/office/word/2010/wordprocessingCanvas" xmlns:cx="http://schemas.microsoft.com/office/drawing/2014/chartex" xmlns:cx1="http://schemas.microsoft.com/office/drawing/2015/9/8/chartex" xmlns:cx2="http://schemas.microsoft.com/office/drawing/2015/10/21/chartex" xmlns:cx3="http://schemas.microsoft.com/office/drawing/2016/5/9/chartex" xmlns:cx4="http://schemas.microsoft.com/office/drawing/2016/5/10/chartex" xmlns:cx5="http://schemas.microsoft.com/office/drawing/2016/5/11/chartex" xmlns:cx6="http://schemas.microsoft.com/office/drawing/2016/5/12/chartex" xmlns:cx7="http://schemas.microsoft.com/office/drawing/2016/5/13/chartex" xmlns:cx8="http://schemas.microsoft.com/office/drawing/2016/5/14/chartex" xmlns:mc="http://schemas.openxmlformats.org/markup-compatibility/2006" xmlns:aink="http://schemas.microsoft.com/office/drawing/2016/ink" xmlns:am3d="http://schemas.microsoft.com/office/drawing/2017/model3d" xmlns:o="urn:schemas-microsoft-com:office:office" xmlns:oel="http://schemas.microsoft.com/office/2019/extlst" xmlns:r="http://schemas.openxmlformats.org/officeDocument/2006/relationships" xmlns:m="http://schemas.openxmlformats.org/officeDocument/2006/math" xmlns:v="urn:schemas-microsoft-com:vml" xmlns:wp14="http://schemas.microsoft.com/office/word/2010/wordprocessingDrawing" xmlns:wp="http://schemas.openxmlformats.org/drawingml/2006/wordprocessingDrawing" xmlns:w10="urn:schemas-microsoft-com:office:word" xmlns:w="http://schemas.openxmlformats.org/wordprocessingml/2006/main" xmlns:w14="http://schemas.microsoft.com/office/word/2010/wordml" xmlns:w15="http://schemas.microsoft.com/office/word/2012/wordml" xmlns:w16cex="http://schemas.microsoft.com/office/word/2018/wordml/cex" xmlns:w16cid="http://schemas.microsoft.com/office/word/2016/wordml/cid" xmlns:w16="http://schemas.microsoft.com/office/word/2018/wordml" xmlns:w16du="http://schemas.microsoft.com/office/word/2023/wordml/word16du" xmlns:w16sdtdh="http://schemas.microsoft.com/office/word/2020/wordml/sdtdatahash" xmlns:w16sdtfl="http://schemas.microsoft.com/office/word/2024/wordml/sdtformatlock" xmlns:w16se="http://schemas.microsoft.com/office/word/2015/wordml/symex" xmlns:wpg="http://schemas.microsoft.com/office/word/2010/wordprocessingGroup" xmlns:wpi="http://schemas.microsoft.com/office/word/2010/wordprocessingInk" xmlns:wne="http://schemas.microsoft.com/office/word/2006/wordml" xmlns:wps="http://schemas.microsoft.com/office/word/2010/wordprocessingShape" mc:Ignorable="w14 w15 w16se w16cid w16 w16cex w16sdtdh w16sdtfl w16du wp14">
-  <w:footnote w:type="separator" w:id="-1">
+<w:footnotes xmlns:ve="http://schemas.openxmlformats.org/markup-compatibility/2006" xmlns:o="urn:schemas-microsoft-com:office:office" xmlns:r="http://schemas.openxmlformats.org/officeDocument/2006/relationships" xmlns:m="http://schemas.openxmlformats.org/officeDocument/2006/math" xmlns:v="urn:schemas-microsoft-com:vml" xmlns:wp="http://schemas.openxmlformats.org/drawingml/2006/wordprocessingDrawing" xmlns:w10="urn:schemas-microsoft-com:office:word" xmlns:w="http://schemas.openxmlformats.org/wordprocessingml/2006/main" xmlns:wne="http://schemas.microsoft.com/office/word/2006/wordml">
+  <w:footnote w:type="separator" w:id="0">
     <w:p>
       <w:pPr>
         <w:spacing w:after="0" w:line="240" w:lineRule="auto"/>
@@ -608,7 +510,7 @@
       </w:r>
     </w:p>
   </w:footnote>
-  <w:footnote w:type="continuationSeparator" w:id="0">
+  <w:footnote w:type="continuationSeparator" w:id="1">
     <w:p>
       <w:pPr>
         <w:spacing w:after="0" w:line="240" w:lineRule="auto"/>
@@ -622,7 +524,7 @@
 </file>
 
 <file path=word/header1.xml><?xml version="1.0" encoding="utf-8"?>
-<w:hdr xmlns:wpc="http://schemas.microsoft.com/office/word/2010/wordprocessingCanvas" xmlns:cx="http://schemas.microsoft.com/office/drawing/2014/chartex" xmlns:cx1="http://schemas.microsoft.com/office/drawing/2015/9/8/chartex" xmlns:cx2="http://schemas.microsoft.com/office/drawing/2015/10/21/chartex" xmlns:cx3="http://schemas.microsoft.com/office/drawing/2016/5/9/chartex" xmlns:cx4="http://schemas.microsoft.com/office/drawing/2016/5/10/chartex" xmlns:cx5="http://schemas.microsoft.com/office/drawing/2016/5/11/chartex" xmlns:cx6="http://schemas.microsoft.com/office/drawing/2016/5/12/chartex" xmlns:cx7="http://schemas.microsoft.com/office/drawing/2016/5/13/chartex" xmlns:cx8="http://schemas.microsoft.com/office/drawing/2016/5/14/chartex" xmlns:mc="http://schemas.openxmlformats.org/markup-compatibility/2006" xmlns:aink="http://schemas.microsoft.com/office/drawing/2016/ink" xmlns:am3d="http://schemas.microsoft.com/office/drawing/2017/model3d" xmlns:o="urn:schemas-microsoft-com:office:office" xmlns:oel="http://schemas.microsoft.com/office/2019/extlst" xmlns:r="http://schemas.openxmlformats.org/officeDocument/2006/relationships" xmlns:m="http://schemas.openxmlformats.org/officeDocument/2006/math" xmlns:v="urn:schemas-microsoft-com:vml" xmlns:wp14="http://schemas.microsoft.com/office/word/2010/wordprocessingDrawing" xmlns:wp="http://schemas.openxmlformats.org/drawingml/2006/wordprocessingDrawing" xmlns:w10="urn:schemas-microsoft-com:office:word" xmlns:w="http://schemas.openxmlformats.org/wordprocessingml/2006/main" xmlns:w14="http://schemas.microsoft.com/office/word/2010/wordml" xmlns:w15="http://schemas.microsoft.com/office/word/2012/wordml" xmlns:w16cex="http://schemas.microsoft.com/office/word/2018/wordml/cex" xmlns:w16cid="http://schemas.microsoft.com/office/word/2016/wordml/cid" xmlns:w16="http://schemas.microsoft.com/office/word/2018/wordml" xmlns:w16du="http://schemas.microsoft.com/office/word/2023/wordml/word16du" xmlns:w16sdtdh="http://schemas.microsoft.com/office/word/2020/wordml/sdtdatahash" xmlns:w16sdtfl="http://schemas.microsoft.com/office/word/2024/wordml/sdtformatlock" xmlns:w16se="http://schemas.microsoft.com/office/word/2015/wordml/symex" xmlns:wpg="http://schemas.microsoft.com/office/word/2010/wordprocessingGroup" xmlns:wpi="http://schemas.microsoft.com/office/word/2010/wordprocessingInk" xmlns:wne="http://schemas.microsoft.com/office/word/2006/wordml" xmlns:wps="http://schemas.microsoft.com/office/word/2010/wordprocessingShape" mc:Ignorable="w14 w15 w16se w16cid w16 w16cex w16sdtdh w16sdtfl w16du wp14">
+<w:hdr xmlns:ve="http://schemas.openxmlformats.org/markup-compatibility/2006" xmlns:o="urn:schemas-microsoft-com:office:office" xmlns:r="http://schemas.openxmlformats.org/officeDocument/2006/relationships" xmlns:m="http://schemas.openxmlformats.org/officeDocument/2006/math" xmlns:v="urn:schemas-microsoft-com:vml" xmlns:wp="http://schemas.openxmlformats.org/drawingml/2006/wordprocessingDrawing" xmlns:w10="urn:schemas-microsoft-com:office:word" xmlns:w="http://schemas.openxmlformats.org/wordprocessingml/2006/main" xmlns:wne="http://schemas.microsoft.com/office/word/2006/wordml">
   <w:p>
     <w:pPr>
       <w:pStyle w:val="Header"/>
@@ -630,9 +532,10 @@
     <w:r>
       <w:rPr>
         <w:noProof/>
+        <w:lang w:eastAsia="en-US"/>
       </w:rPr>
       <w:drawing>
-        <wp:anchor distT="0" distB="0" distL="114300" distR="114300" simplePos="0" relativeHeight="251659264" behindDoc="1" locked="0" layoutInCell="1" allowOverlap="1" wp14:anchorId="0888517F" wp14:editId="3458D754">
+        <wp:anchor distT="0" distB="0" distL="114300" distR="114300" simplePos="0" relativeHeight="251659264" behindDoc="1" locked="0" layoutInCell="1" allowOverlap="1">
           <wp:simplePos x="0" y="0"/>
           <wp:positionH relativeFrom="column">
             <wp:posOffset>4815840</wp:posOffset>
@@ -666,7 +569,7 @@
                   <a:blip r:embed="rId1">
                     <a:extLst>
                       <a:ext uri="{28A0092B-C50C-407E-A947-70E740481C1C}">
-                        <a14:useLocalDpi xmlns:a14="http://schemas.microsoft.com/office/drawing/2010/main" val="0"/>
+                        <a14:useLocalDpi xmlns:a14="http://schemas.microsoft.com/office/drawing/2010/main" xmlns:wps="http://schemas.microsoft.com/office/word/2010/wordprocessingShape" xmlns:wpi="http://schemas.microsoft.com/office/word/2010/wordprocessingInk" xmlns:wpg="http://schemas.microsoft.com/office/word/2010/wordprocessingGroup" xmlns:w16se="http://schemas.microsoft.com/office/word/2015/wordml/symex" xmlns:w16sdtfl="http://schemas.microsoft.com/office/word/2024/wordml/sdtformatlock" xmlns:w16sdtdh="http://schemas.microsoft.com/office/word/2020/wordml/sdtdatahash" xmlns:w16du="http://schemas.microsoft.com/office/word/2023/wordml/word16du" xmlns:w16="http://schemas.microsoft.com/office/word/2018/wordml" xmlns:w16cid="http://schemas.microsoft.com/office/word/2016/wordml/cid" xmlns:w16cex="http://schemas.microsoft.com/office/word/2018/wordml/cex" xmlns:w15="http://schemas.microsoft.com/office/word/2012/wordml" xmlns:w14="http://schemas.microsoft.com/office/word/2010/wordml" xmlns:w="http://schemas.openxmlformats.org/wordprocessingml/2006/main" xmlns:w10="urn:schemas-microsoft-com:office:word" xmlns:wp14="http://schemas.microsoft.com/office/word/2010/wordprocessingDrawing" xmlns:v="urn:schemas-microsoft-com:vml" xmlns:oel="http://schemas.microsoft.com/office/2019/extlst" xmlns:o="urn:schemas-microsoft-com:office:office" xmlns:am3d="http://schemas.microsoft.com/office/drawing/2017/model3d" xmlns:aink="http://schemas.microsoft.com/office/drawing/2016/ink" xmlns:mc="http://schemas.openxmlformats.org/markup-compatibility/2006" xmlns:cx8="http://schemas.microsoft.com/office/drawing/2016/5/14/chartex" xmlns:cx7="http://schemas.microsoft.com/office/drawing/2016/5/13/chartex" xmlns:cx6="http://schemas.microsoft.com/office/drawing/2016/5/12/chartex" xmlns:cx5="http://schemas.microsoft.com/office/drawing/2016/5/11/chartex" xmlns:cx4="http://schemas.microsoft.com/office/drawing/2016/5/10/chartex" xmlns:cx3="http://schemas.microsoft.com/office/drawing/2016/5/9/chartex" xmlns:cx2="http://schemas.microsoft.com/office/drawing/2015/10/21/chartex" xmlns:cx1="http://schemas.microsoft.com/office/drawing/2015/9/8/chartex" xmlns:cx="http://schemas.microsoft.com/office/drawing/2014/chartex" xmlns:wpc="http://schemas.microsoft.com/office/word/2010/wordprocessingCanvas" xmlns="" val="0"/>
                       </a:ext>
                     </a:extLst>
                   </a:blip>
@@ -686,18 +589,16 @@
               </pic:pic>
             </a:graphicData>
           </a:graphic>
-          <wp14:sizeRelV relativeFrom="margin">
-            <wp14:pctHeight>0</wp14:pctHeight>
-          </wp14:sizeRelV>
         </wp:anchor>
       </w:drawing>
     </w:r>
     <w:r>
       <w:rPr>
         <w:noProof/>
+        <w:lang w:eastAsia="en-US"/>
       </w:rPr>
       <w:drawing>
-        <wp:anchor distT="0" distB="0" distL="114300" distR="114300" simplePos="0" relativeHeight="251658240" behindDoc="1" locked="0" layoutInCell="1" allowOverlap="1" wp14:anchorId="60A9E572" wp14:editId="226F5253">
+        <wp:anchor distT="0" distB="0" distL="114300" distR="114300" simplePos="0" relativeHeight="251658240" behindDoc="1" locked="0" layoutInCell="1" allowOverlap="1">
           <wp:simplePos x="0" y="0"/>
           <wp:positionH relativeFrom="margin">
             <wp:posOffset>-731520</wp:posOffset>
@@ -731,7 +632,7 @@
                   <a:blip r:embed="rId2">
                     <a:extLst>
                       <a:ext uri="{28A0092B-C50C-407E-A947-70E740481C1C}">
-                        <a14:useLocalDpi xmlns:a14="http://schemas.microsoft.com/office/drawing/2010/main" val="0"/>
+                        <a14:useLocalDpi xmlns:a14="http://schemas.microsoft.com/office/drawing/2010/main" xmlns:wps="http://schemas.microsoft.com/office/word/2010/wordprocessingShape" xmlns:wpi="http://schemas.microsoft.com/office/word/2010/wordprocessingInk" xmlns:wpg="http://schemas.microsoft.com/office/word/2010/wordprocessingGroup" xmlns:w16se="http://schemas.microsoft.com/office/word/2015/wordml/symex" xmlns:w16sdtfl="http://schemas.microsoft.com/office/word/2024/wordml/sdtformatlock" xmlns:w16sdtdh="http://schemas.microsoft.com/office/word/2020/wordml/sdtdatahash" xmlns:w16du="http://schemas.microsoft.com/office/word/2023/wordml/word16du" xmlns:w16="http://schemas.microsoft.com/office/word/2018/wordml" xmlns:w16cid="http://schemas.microsoft.com/office/word/2016/wordml/cid" xmlns:w16cex="http://schemas.microsoft.com/office/word/2018/wordml/cex" xmlns:w15="http://schemas.microsoft.com/office/word/2012/wordml" xmlns:w14="http://schemas.microsoft.com/office/word/2010/wordml" xmlns:w="http://schemas.openxmlformats.org/wordprocessingml/2006/main" xmlns:w10="urn:schemas-microsoft-com:office:word" xmlns:wp14="http://schemas.microsoft.com/office/word/2010/wordprocessingDrawing" xmlns:v="urn:schemas-microsoft-com:vml" xmlns:oel="http://schemas.microsoft.com/office/2019/extlst" xmlns:o="urn:schemas-microsoft-com:office:office" xmlns:am3d="http://schemas.microsoft.com/office/drawing/2017/model3d" xmlns:aink="http://schemas.microsoft.com/office/drawing/2016/ink" xmlns:mc="http://schemas.openxmlformats.org/markup-compatibility/2006" xmlns:cx8="http://schemas.microsoft.com/office/drawing/2016/5/14/chartex" xmlns:cx7="http://schemas.microsoft.com/office/drawing/2016/5/13/chartex" xmlns:cx6="http://schemas.microsoft.com/office/drawing/2016/5/12/chartex" xmlns:cx5="http://schemas.microsoft.com/office/drawing/2016/5/11/chartex" xmlns:cx4="http://schemas.microsoft.com/office/drawing/2016/5/10/chartex" xmlns:cx3="http://schemas.microsoft.com/office/drawing/2016/5/9/chartex" xmlns:cx2="http://schemas.microsoft.com/office/drawing/2015/10/21/chartex" xmlns:cx1="http://schemas.microsoft.com/office/drawing/2015/9/8/chartex" xmlns:cx="http://schemas.microsoft.com/office/drawing/2014/chartex" xmlns:wpc="http://schemas.microsoft.com/office/word/2010/wordprocessingCanvas" xmlns="" val="0"/>
                       </a:ext>
                     </a:extLst>
                   </a:blip>
@@ -751,12 +652,6 @@
               </pic:pic>
             </a:graphicData>
           </a:graphic>
-          <wp14:sizeRelH relativeFrom="margin">
-            <wp14:pctWidth>0</wp14:pctWidth>
-          </wp14:sizeRelH>
-          <wp14:sizeRelV relativeFrom="margin">
-            <wp14:pctHeight>0</wp14:pctHeight>
-          </wp14:sizeRelV>
         </wp:anchor>
       </w:drawing>
     </w:r>
@@ -765,8 +660,8 @@
 </file>
 
 <file path=word/numbering.xml><?xml version="1.0" encoding="utf-8"?>
-<w:numbering xmlns:wpc="http://schemas.microsoft.com/office/word/2010/wordprocessingCanvas" xmlns:cx="http://schemas.microsoft.com/office/drawing/2014/chartex" xmlns:cx1="http://schemas.microsoft.com/office/drawing/2015/9/8/chartex" xmlns:cx2="http://schemas.microsoft.com/office/drawing/2015/10/21/chartex" xmlns:cx3="http://schemas.microsoft.com/office/drawing/2016/5/9/chartex" xmlns:cx4="http://schemas.microsoft.com/office/drawing/2016/5/10/chartex" xmlns:cx5="http://schemas.microsoft.com/office/drawing/2016/5/11/chartex" xmlns:cx6="http://schemas.microsoft.com/office/drawing/2016/5/12/chartex" xmlns:cx7="http://schemas.microsoft.com/office/drawing/2016/5/13/chartex" xmlns:cx8="http://schemas.microsoft.com/office/drawing/2016/5/14/chartex" xmlns:mc="http://schemas.openxmlformats.org/markup-compatibility/2006" xmlns:aink="http://schemas.microsoft.com/office/drawing/2016/ink" xmlns:am3d="http://schemas.microsoft.com/office/drawing/2017/model3d" xmlns:o="urn:schemas-microsoft-com:office:office" xmlns:oel="http://schemas.microsoft.com/office/2019/extlst" xmlns:r="http://schemas.openxmlformats.org/officeDocument/2006/relationships" xmlns:m="http://schemas.openxmlformats.org/officeDocument/2006/math" xmlns:v="urn:schemas-microsoft-com:vml" xmlns:wp14="http://schemas.microsoft.com/office/word/2010/wordprocessingDrawing" xmlns:wp="http://schemas.openxmlformats.org/drawingml/2006/wordprocessingDrawing" xmlns:w10="urn:schemas-microsoft-com:office:word" xmlns:w="http://schemas.openxmlformats.org/wordprocessingml/2006/main" xmlns:w14="http://schemas.microsoft.com/office/word/2010/wordml" xmlns:w15="http://schemas.microsoft.com/office/word/2012/wordml" xmlns:w16cex="http://schemas.microsoft.com/office/word/2018/wordml/cex" xmlns:w16cid="http://schemas.microsoft.com/office/word/2016/wordml/cid" xmlns:w16="http://schemas.microsoft.com/office/word/2018/wordml" xmlns:w16du="http://schemas.microsoft.com/office/word/2023/wordml/word16du" xmlns:w16sdtdh="http://schemas.microsoft.com/office/word/2020/wordml/sdtdatahash" xmlns:w16sdtfl="http://schemas.microsoft.com/office/word/2024/wordml/sdtformatlock" xmlns:w16se="http://schemas.microsoft.com/office/word/2015/wordml/symex" xmlns:wpg="http://schemas.microsoft.com/office/word/2010/wordprocessingGroup" xmlns:wpi="http://schemas.microsoft.com/office/word/2010/wordprocessingInk" xmlns:wne="http://schemas.microsoft.com/office/word/2006/wordml" xmlns:wps="http://schemas.microsoft.com/office/word/2010/wordprocessingShape" mc:Ignorable="w14 w15 w16se w16cid w16 w16cex w16sdtdh w16sdtfl w16du wp14">
-  <w:abstractNum w:abstractNumId="0" w15:restartNumberingAfterBreak="0">
+<w:numbering xmlns:ve="http://schemas.openxmlformats.org/markup-compatibility/2006" xmlns:o="urn:schemas-microsoft-com:office:office" xmlns:r="http://schemas.openxmlformats.org/officeDocument/2006/relationships" xmlns:m="http://schemas.openxmlformats.org/officeDocument/2006/math" xmlns:v="urn:schemas-microsoft-com:vml" xmlns:wp="http://schemas.openxmlformats.org/drawingml/2006/wordprocessingDrawing" xmlns:w10="urn:schemas-microsoft-com:office:word" xmlns:w="http://schemas.openxmlformats.org/wordprocessingml/2006/main" xmlns:wne="http://schemas.microsoft.com/office/word/2006/wordml">
+  <w:abstractNum w:abstractNumId="0">
     <w:nsid w:val="0E0B6B56"/>
     <w:multiLevelType w:val="multilevel"/>
     <w:tmpl w:val="1898FC88"/>
@@ -879,7 +774,7 @@
       </w:rPr>
     </w:lvl>
   </w:abstractNum>
-  <w:abstractNum w:abstractNumId="1" w15:restartNumberingAfterBreak="0">
+  <w:abstractNum w:abstractNumId="1">
     <w:nsid w:val="675D24DA"/>
     <w:multiLevelType w:val="multilevel"/>
     <w:tmpl w:val="E14CE016"/>
@@ -965,17 +860,17 @@
       </w:pPr>
     </w:lvl>
   </w:abstractNum>
-  <w:num w:numId="1" w16cid:durableId="539898047">
+  <w:num w:numId="1">
     <w:abstractNumId w:val="1"/>
   </w:num>
-  <w:num w:numId="2" w16cid:durableId="1399742601">
+  <w:num w:numId="2">
     <w:abstractNumId w:val="0"/>
   </w:num>
 </w:numbering>
 </file>
 
 <file path=word/styles.xml><?xml version="1.0" encoding="utf-8"?>
-<w:styles xmlns:mc="http://schemas.openxmlformats.org/markup-compatibility/2006" xmlns:r="http://schemas.openxmlformats.org/officeDocument/2006/relationships" xmlns:w="http://schemas.openxmlformats.org/wordprocessingml/2006/main" xmlns:w14="http://schemas.microsoft.com/office/word/2010/wordml" xmlns:w15="http://schemas.microsoft.com/office/word/2012/wordml" xmlns:w16cex="http://schemas.microsoft.com/office/word/2018/wordml/cex" xmlns:w16cid="http://schemas.microsoft.com/office/word/2016/wordml/cid" xmlns:w16="http://schemas.microsoft.com/office/word/2018/wordml" xmlns:w16du="http://schemas.microsoft.com/office/word/2023/wordml/word16du" xmlns:w16sdtdh="http://schemas.microsoft.com/office/word/2020/wordml/sdtdatahash" xmlns:w16sdtfl="http://schemas.microsoft.com/office/word/2024/wordml/sdtformatlock" xmlns:w16se="http://schemas.microsoft.com/office/word/2015/wordml/symex" mc:Ignorable="w14 w15 w16se w16cid w16 w16cex w16sdtdh w16sdtfl w16du">
+<w:styles xmlns:r="http://schemas.openxmlformats.org/officeDocument/2006/relationships" xmlns:w="http://schemas.openxmlformats.org/wordprocessingml/2006/main">
   <w:docDefaults>
     <w:rPrDefault>
       <w:rPr>
@@ -991,387 +886,149 @@
       </w:pPr>
     </w:pPrDefault>
   </w:docDefaults>
-  <w:latentStyles w:defLockedState="0" w:defUIPriority="99" w:defSemiHidden="0" w:defUnhideWhenUsed="0" w:defQFormat="0" w:count="376">
-    <w:lsdException w:name="Normal" w:uiPriority="0" w:qFormat="1"/>
-    <w:lsdException w:name="heading 1" w:uiPriority="9" w:qFormat="1"/>
-    <w:lsdException w:name="heading 2" w:semiHidden="1" w:uiPriority="9" w:unhideWhenUsed="1" w:qFormat="1"/>
-    <w:lsdException w:name="heading 3" w:semiHidden="1" w:uiPriority="9" w:unhideWhenUsed="1" w:qFormat="1"/>
-    <w:lsdException w:name="heading 4" w:semiHidden="1" w:uiPriority="9" w:unhideWhenUsed="1" w:qFormat="1"/>
-    <w:lsdException w:name="heading 5" w:semiHidden="1" w:uiPriority="9" w:unhideWhenUsed="1" w:qFormat="1"/>
-    <w:lsdException w:name="heading 6" w:semiHidden="1" w:uiPriority="9" w:unhideWhenUsed="1" w:qFormat="1"/>
-    <w:lsdException w:name="heading 7" w:semiHidden="1" w:uiPriority="9" w:unhideWhenUsed="1" w:qFormat="1"/>
-    <w:lsdException w:name="heading 8" w:semiHidden="1" w:uiPriority="9" w:unhideWhenUsed="1" w:qFormat="1"/>
-    <w:lsdException w:name="heading 9" w:semiHidden="1" w:uiPriority="9" w:unhideWhenUsed="1" w:qFormat="1"/>
-    <w:lsdException w:name="index 1" w:semiHidden="1" w:unhideWhenUsed="1"/>
-    <w:lsdException w:name="index 2" w:semiHidden="1" w:unhideWhenUsed="1"/>
-    <w:lsdException w:name="index 3" w:semiHidden="1" w:unhideWhenUsed="1"/>
-    <w:lsdException w:name="index 4" w:semiHidden="1" w:unhideWhenUsed="1"/>
-    <w:lsdException w:name="index 5" w:semiHidden="1" w:unhideWhenUsed="1"/>
-    <w:lsdException w:name="index 6" w:semiHidden="1" w:unhideWhenUsed="1"/>
-    <w:lsdException w:name="index 7" w:semiHidden="1" w:unhideWhenUsed="1"/>
-    <w:lsdException w:name="index 8" w:semiHidden="1" w:unhideWhenUsed="1"/>
-    <w:lsdException w:name="index 9" w:semiHidden="1" w:unhideWhenUsed="1"/>
-    <w:lsdException w:name="toc 1" w:semiHidden="1" w:uiPriority="39" w:unhideWhenUsed="1"/>
-    <w:lsdException w:name="toc 2" w:semiHidden="1" w:uiPriority="39" w:unhideWhenUsed="1"/>
-    <w:lsdException w:name="toc 3" w:semiHidden="1" w:uiPriority="39" w:unhideWhenUsed="1"/>
-    <w:lsdException w:name="toc 4" w:semiHidden="1" w:uiPriority="39" w:unhideWhenUsed="1"/>
-    <w:lsdException w:name="toc 5" w:semiHidden="1" w:uiPriority="39" w:unhideWhenUsed="1"/>
-    <w:lsdException w:name="toc 6" w:semiHidden="1" w:uiPriority="39" w:unhideWhenUsed="1"/>
-    <w:lsdException w:name="toc 7" w:semiHidden="1" w:uiPriority="39" w:unhideWhenUsed="1"/>
-    <w:lsdException w:name="toc 8" w:semiHidden="1" w:uiPriority="39" w:unhideWhenUsed="1"/>
-    <w:lsdException w:name="toc 9" w:semiHidden="1" w:uiPriority="39" w:unhideWhenUsed="1"/>
-    <w:lsdException w:name="Normal Indent" w:semiHidden="1" w:unhideWhenUsed="1"/>
-    <w:lsdException w:name="footnote text" w:semiHidden="1" w:unhideWhenUsed="1"/>
-    <w:lsdException w:name="annotation text" w:semiHidden="1" w:unhideWhenUsed="1"/>
-    <w:lsdException w:name="header" w:semiHidden="1" w:unhideWhenUsed="1"/>
-    <w:lsdException w:name="footer" w:semiHidden="1" w:unhideWhenUsed="1"/>
-    <w:lsdException w:name="index heading" w:semiHidden="1" w:unhideWhenUsed="1"/>
-    <w:lsdException w:name="caption" w:semiHidden="1" w:uiPriority="35" w:unhideWhenUsed="1" w:qFormat="1"/>
-    <w:lsdException w:name="table of figures" w:semiHidden="1" w:unhideWhenUsed="1"/>
-    <w:lsdException w:name="envelope address" w:semiHidden="1" w:unhideWhenUsed="1"/>
-    <w:lsdException w:name="envelope return" w:semiHidden="1" w:unhideWhenUsed="1"/>
-    <w:lsdException w:name="footnote reference" w:semiHidden="1" w:unhideWhenUsed="1"/>
-    <w:lsdException w:name="annotation reference" w:semiHidden="1" w:unhideWhenUsed="1"/>
-    <w:lsdException w:name="line number" w:semiHidden="1" w:unhideWhenUsed="1"/>
-    <w:lsdException w:name="page number" w:semiHidden="1" w:unhideWhenUsed="1"/>
-    <w:lsdException w:name="endnote reference" w:semiHidden="1" w:unhideWhenUsed="1"/>
-    <w:lsdException w:name="endnote text" w:semiHidden="1" w:unhideWhenUsed="1"/>
-    <w:lsdException w:name="table of authorities" w:semiHidden="1" w:unhideWhenUsed="1"/>
-    <w:lsdException w:name="macro" w:semiHidden="1" w:unhideWhenUsed="1"/>
-    <w:lsdException w:name="toa heading" w:semiHidden="1" w:unhideWhenUsed="1"/>
-    <w:lsdException w:name="List" w:semiHidden="1" w:unhideWhenUsed="1"/>
-    <w:lsdException w:name="List Bullet" w:semiHidden="1" w:unhideWhenUsed="1"/>
-    <w:lsdException w:name="List Number" w:semiHidden="1" w:unhideWhenUsed="1"/>
-    <w:lsdException w:name="List 2" w:semiHidden="1" w:unhideWhenUsed="1"/>
-    <w:lsdException w:name="List 3" w:semiHidden="1" w:unhideWhenUsed="1"/>
-    <w:lsdException w:name="List 4" w:semiHidden="1" w:unhideWhenUsed="1"/>
-    <w:lsdException w:name="List 5" w:semiHidden="1" w:unhideWhenUsed="1"/>
-    <w:lsdException w:name="List Bullet 2" w:semiHidden="1" w:unhideWhenUsed="1"/>
-    <w:lsdException w:name="List Bullet 3" w:semiHidden="1" w:unhideWhenUsed="1"/>
-    <w:lsdException w:name="List Bullet 4" w:semiHidden="1" w:unhideWhenUsed="1"/>
-    <w:lsdException w:name="List Bullet 5" w:semiHidden="1" w:unhideWhenUsed="1"/>
-    <w:lsdException w:name="List Number 2" w:semiHidden="1" w:unhideWhenUsed="1"/>
-    <w:lsdException w:name="List Number 3" w:semiHidden="1" w:unhideWhenUsed="1"/>
-    <w:lsdException w:name="List Number 4" w:semiHidden="1" w:unhideWhenUsed="1"/>
-    <w:lsdException w:name="List Number 5" w:semiHidden="1" w:unhideWhenUsed="1"/>
-    <w:lsdException w:name="Title" w:uiPriority="10" w:qFormat="1"/>
-    <w:lsdException w:name="Closing" w:semiHidden="1" w:unhideWhenUsed="1"/>
-    <w:lsdException w:name="Signature" w:semiHidden="1" w:unhideWhenUsed="1"/>
-    <w:lsdException w:name="Default Paragraph Font" w:semiHidden="1" w:uiPriority="1" w:unhideWhenUsed="1"/>
-    <w:lsdException w:name="Body Text" w:semiHidden="1" w:unhideWhenUsed="1"/>
-    <w:lsdException w:name="Body Text Indent" w:semiHidden="1" w:unhideWhenUsed="1"/>
-    <w:lsdException w:name="List Continue" w:semiHidden="1" w:unhideWhenUsed="1"/>
-    <w:lsdException w:name="List Continue 2" w:semiHidden="1" w:unhideWhenUsed="1"/>
-    <w:lsdException w:name="List Continue 3" w:semiHidden="1" w:unhideWhenUsed="1"/>
-    <w:lsdException w:name="List Continue 4" w:semiHidden="1" w:unhideWhenUsed="1"/>
-    <w:lsdException w:name="List Continue 5" w:semiHidden="1" w:unhideWhenUsed="1"/>
-    <w:lsdException w:name="Message Header" w:semiHidden="1" w:unhideWhenUsed="1"/>
-    <w:lsdException w:name="Subtitle" w:uiPriority="11" w:qFormat="1"/>
-    <w:lsdException w:name="Salutation" w:semiHidden="1" w:unhideWhenUsed="1"/>
-    <w:lsdException w:name="Date" w:semiHidden="1" w:unhideWhenUsed="1"/>
-    <w:lsdException w:name="Body Text First Indent" w:semiHidden="1" w:unhideWhenUsed="1"/>
-    <w:lsdException w:name="Body Text First Indent 2" w:semiHidden="1" w:unhideWhenUsed="1"/>
-    <w:lsdException w:name="Note Heading" w:semiHidden="1" w:unhideWhenUsed="1"/>
-    <w:lsdException w:name="Body Text 2" w:semiHidden="1" w:unhideWhenUsed="1"/>
-    <w:lsdException w:name="Body Text 3" w:semiHidden="1" w:unhideWhenUsed="1"/>
-    <w:lsdException w:name="Body Text Indent 2" w:semiHidden="1" w:unhideWhenUsed="1"/>
-    <w:lsdException w:name="Body Text Indent 3" w:semiHidden="1" w:unhideWhenUsed="1"/>
-    <w:lsdException w:name="Block Text" w:semiHidden="1" w:unhideWhenUsed="1"/>
-    <w:lsdException w:name="Hyperlink" w:semiHidden="1" w:unhideWhenUsed="1"/>
-    <w:lsdException w:name="FollowedHyperlink" w:semiHidden="1" w:unhideWhenUsed="1"/>
-    <w:lsdException w:name="Strong" w:uiPriority="22" w:qFormat="1"/>
-    <w:lsdException w:name="Emphasis" w:uiPriority="20" w:qFormat="1"/>
-    <w:lsdException w:name="Document Map" w:semiHidden="1" w:unhideWhenUsed="1"/>
-    <w:lsdException w:name="Plain Text" w:semiHidden="1" w:unhideWhenUsed="1"/>
-    <w:lsdException w:name="E-mail Signature" w:semiHidden="1" w:unhideWhenUsed="1"/>
-    <w:lsdException w:name="HTML Top of Form" w:semiHidden="1" w:unhideWhenUsed="1"/>
-    <w:lsdException w:name="HTML Bottom of Form" w:semiHidden="1" w:unhideWhenUsed="1"/>
-    <w:lsdException w:name="Normal (Web)" w:semiHidden="1" w:unhideWhenUsed="1"/>
-    <w:lsdException w:name="HTML Acronym" w:semiHidden="1" w:unhideWhenUsed="1"/>
-    <w:lsdException w:name="HTML Address" w:semiHidden="1" w:unhideWhenUsed="1"/>
-    <w:lsdException w:name="HTML Cite" w:semiHidden="1" w:unhideWhenUsed="1"/>
-    <w:lsdException w:name="HTML Code" w:semiHidden="1" w:unhideWhenUsed="1"/>
-    <w:lsdException w:name="HTML Definition" w:semiHidden="1" w:unhideWhenUsed="1"/>
-    <w:lsdException w:name="HTML Keyboard" w:semiHidden="1" w:unhideWhenUsed="1"/>
-    <w:lsdException w:name="HTML Preformatted" w:semiHidden="1" w:unhideWhenUsed="1"/>
-    <w:lsdException w:name="HTML Sample" w:semiHidden="1" w:unhideWhenUsed="1"/>
-    <w:lsdException w:name="HTML Typewriter" w:semiHidden="1" w:unhideWhenUsed="1"/>
-    <w:lsdException w:name="HTML Variable" w:semiHidden="1" w:unhideWhenUsed="1"/>
-    <w:lsdException w:name="Normal Table" w:semiHidden="1" w:unhideWhenUsed="1"/>
-    <w:lsdException w:name="annotation subject" w:semiHidden="1" w:unhideWhenUsed="1"/>
-    <w:lsdException w:name="No List" w:semiHidden="1" w:unhideWhenUsed="1"/>
-    <w:lsdException w:name="Outline List 1" w:semiHidden="1" w:unhideWhenUsed="1"/>
-    <w:lsdException w:name="Outline List 2" w:semiHidden="1" w:unhideWhenUsed="1"/>
-    <w:lsdException w:name="Outline List 3" w:semiHidden="1" w:unhideWhenUsed="1"/>
-    <w:lsdException w:name="Table Simple 1" w:semiHidden="1" w:unhideWhenUsed="1"/>
-    <w:lsdException w:name="Table Simple 2" w:semiHidden="1" w:unhideWhenUsed="1"/>
-    <w:lsdException w:name="Table Simple 3" w:semiHidden="1" w:unhideWhenUsed="1"/>
-    <w:lsdException w:name="Table Classic 1" w:semiHidden="1" w:unhideWhenUsed="1"/>
-    <w:lsdException w:name="Table Classic 2" w:semiHidden="1" w:unhideWhenUsed="1"/>
-    <w:lsdException w:name="Table Classic 3" w:semiHidden="1" w:unhideWhenUsed="1"/>
-    <w:lsdException w:name="Table Classic 4" w:semiHidden="1" w:unhideWhenUsed="1"/>
-    <w:lsdException w:name="Table Colorful 1" w:semiHidden="1" w:unhideWhenUsed="1"/>
-    <w:lsdException w:name="Table Colorful 2" w:semiHidden="1" w:unhideWhenUsed="1"/>
-    <w:lsdException w:name="Table Colorful 3" w:semiHidden="1" w:unhideWhenUsed="1"/>
-    <w:lsdException w:name="Table Columns 1" w:semiHidden="1" w:unhideWhenUsed="1"/>
-    <w:lsdException w:name="Table Columns 2" w:semiHidden="1" w:unhideWhenUsed="1"/>
-    <w:lsdException w:name="Table Columns 3" w:semiHidden="1" w:unhideWhenUsed="1"/>
-    <w:lsdException w:name="Table Columns 4" w:semiHidden="1" w:unhideWhenUsed="1"/>
-    <w:lsdException w:name="Table Columns 5" w:semiHidden="1" w:unhideWhenUsed="1"/>
-    <w:lsdException w:name="Table Grid 1" w:semiHidden="1" w:unhideWhenUsed="1"/>
-    <w:lsdException w:name="Table Grid 2" w:semiHidden="1" w:unhideWhenUsed="1"/>
-    <w:lsdException w:name="Table Grid 3" w:semiHidden="1" w:unhideWhenUsed="1"/>
-    <w:lsdException w:name="Table Grid 4" w:semiHidden="1" w:unhideWhenUsed="1"/>
-    <w:lsdException w:name="Table Grid 5" w:semiHidden="1" w:unhideWhenUsed="1"/>
-    <w:lsdException w:name="Table Grid 6" w:semiHidden="1" w:unhideWhenUsed="1"/>
-    <w:lsdException w:name="Table Grid 7" w:semiHidden="1" w:unhideWhenUsed="1"/>
-    <w:lsdException w:name="Table Grid 8" w:semiHidden="1" w:unhideWhenUsed="1"/>
-    <w:lsdException w:name="Table List 1" w:semiHidden="1" w:unhideWhenUsed="1"/>
-    <w:lsdException w:name="Table List 2" w:semiHidden="1" w:unhideWhenUsed="1"/>
-    <w:lsdException w:name="Table List 3" w:semiHidden="1" w:unhideWhenUsed="1"/>
-    <w:lsdException w:name="Table List 4" w:semiHidden="1" w:unhideWhenUsed="1"/>
-    <w:lsdException w:name="Table List 5" w:semiHidden="1" w:unhideWhenUsed="1"/>
-    <w:lsdException w:name="Table List 6" w:semiHidden="1" w:unhideWhenUsed="1"/>
-    <w:lsdException w:name="Table List 7" w:semiHidden="1" w:unhideWhenUsed="1"/>
-    <w:lsdException w:name="Table List 8" w:semiHidden="1" w:unhideWhenUsed="1"/>
-    <w:lsdException w:name="Table 3D effects 1" w:semiHidden="1" w:unhideWhenUsed="1"/>
-    <w:lsdException w:name="Table 3D effects 2" w:semiHidden="1" w:unhideWhenUsed="1"/>
-    <w:lsdException w:name="Table 3D effects 3" w:semiHidden="1" w:unhideWhenUsed="1"/>
-    <w:lsdException w:name="Table Contemporary" w:semiHidden="1" w:unhideWhenUsed="1"/>
-    <w:lsdException w:name="Table Elegant" w:semiHidden="1" w:unhideWhenUsed="1"/>
-    <w:lsdException w:name="Table Professional" w:semiHidden="1" w:unhideWhenUsed="1"/>
-    <w:lsdException w:name="Table Subtle 1" w:semiHidden="1" w:unhideWhenUsed="1"/>
-    <w:lsdException w:name="Table Subtle 2" w:semiHidden="1" w:unhideWhenUsed="1"/>
-    <w:lsdException w:name="Table Web 1" w:semiHidden="1" w:unhideWhenUsed="1"/>
-    <w:lsdException w:name="Table Web 2" w:semiHidden="1" w:unhideWhenUsed="1"/>
-    <w:lsdException w:name="Table Web 3" w:semiHidden="1" w:unhideWhenUsed="1"/>
-    <w:lsdException w:name="Balloon Text" w:semiHidden="1" w:unhideWhenUsed="1"/>
-    <w:lsdException w:name="Table Grid" w:uiPriority="39"/>
-    <w:lsdException w:name="Table Theme" w:semiHidden="1" w:unhideWhenUsed="1"/>
-    <w:lsdException w:name="Placeholder Text" w:semiHidden="1"/>
-    <w:lsdException w:name="No Spacing" w:uiPriority="1" w:qFormat="1"/>
-    <w:lsdException w:name="Light Shading" w:uiPriority="60"/>
-    <w:lsdException w:name="Light List" w:uiPriority="61"/>
-    <w:lsdException w:name="Light Grid" w:uiPriority="62"/>
-    <w:lsdException w:name="Medium Shading 1" w:uiPriority="63"/>
-    <w:lsdException w:name="Medium Shading 2" w:uiPriority="64"/>
-    <w:lsdException w:name="Medium List 1" w:uiPriority="65"/>
-    <w:lsdException w:name="Medium List 2" w:uiPriority="66"/>
-    <w:lsdException w:name="Medium Grid 1" w:uiPriority="67"/>
-    <w:lsdException w:name="Medium Grid 2" w:uiPriority="68"/>
-    <w:lsdException w:name="Medium Grid 3" w:uiPriority="69"/>
-    <w:lsdException w:name="Dark List" w:uiPriority="70"/>
-    <w:lsdException w:name="Colorful Shading" w:uiPriority="71"/>
-    <w:lsdException w:name="Colorful List" w:uiPriority="72"/>
-    <w:lsdException w:name="Colorful Grid" w:uiPriority="73"/>
-    <w:lsdException w:name="Light Shading Accent 1" w:uiPriority="60"/>
-    <w:lsdException w:name="Light List Accent 1" w:uiPriority="61"/>
-    <w:lsdException w:name="Light Grid Accent 1" w:uiPriority="62"/>
-    <w:lsdException w:name="Medium Shading 1 Accent 1" w:uiPriority="63"/>
-    <w:lsdException w:name="Medium Shading 2 Accent 1" w:uiPriority="64"/>
-    <w:lsdException w:name="Medium List 1 Accent 1" w:uiPriority="65"/>
-    <w:lsdException w:name="Revision" w:semiHidden="1"/>
-    <w:lsdException w:name="List Paragraph" w:uiPriority="34" w:qFormat="1"/>
-    <w:lsdException w:name="Quote" w:uiPriority="29" w:qFormat="1"/>
-    <w:lsdException w:name="Intense Quote" w:uiPriority="30" w:qFormat="1"/>
-    <w:lsdException w:name="Medium List 2 Accent 1" w:uiPriority="66"/>
-    <w:lsdException w:name="Medium Grid 1 Accent 1" w:uiPriority="67"/>
-    <w:lsdException w:name="Medium Grid 2 Accent 1" w:uiPriority="68"/>
-    <w:lsdException w:name="Medium Grid 3 Accent 1" w:uiPriority="69"/>
-    <w:lsdException w:name="Dark List Accent 1" w:uiPriority="70"/>
-    <w:lsdException w:name="Colorful Shading Accent 1" w:uiPriority="71"/>
-    <w:lsdException w:name="Colorful List Accent 1" w:uiPriority="72"/>
-    <w:lsdException w:name="Colorful Grid Accent 1" w:uiPriority="73"/>
-    <w:lsdException w:name="Light Shading Accent 2" w:uiPriority="60"/>
-    <w:lsdException w:name="Light List Accent 2" w:uiPriority="61"/>
-    <w:lsdException w:name="Light Grid Accent 2" w:uiPriority="62"/>
-    <w:lsdException w:name="Medium Shading 1 Accent 2" w:uiPriority="63"/>
-    <w:lsdException w:name="Medium Shading 2 Accent 2" w:uiPriority="64"/>
-    <w:lsdException w:name="Medium List 1 Accent 2" w:uiPriority="65"/>
-    <w:lsdException w:name="Medium List 2 Accent 2" w:uiPriority="66"/>
-    <w:lsdException w:name="Medium Grid 1 Accent 2" w:uiPriority="67"/>
-    <w:lsdException w:name="Medium Grid 2 Accent 2" w:uiPriority="68"/>
-    <w:lsdException w:name="Medium Grid 3 Accent 2" w:uiPriority="69"/>
-    <w:lsdException w:name="Dark List Accent 2" w:uiPriority="70"/>
-    <w:lsdException w:name="Colorful Shading Accent 2" w:uiPriority="71"/>
-    <w:lsdException w:name="Colorful List Accent 2" w:uiPriority="72"/>
-    <w:lsdException w:name="Colorful Grid Accent 2" w:uiPriority="73"/>
-    <w:lsdException w:name="Light Shading Accent 3" w:uiPriority="60"/>
-    <w:lsdException w:name="Light List Accent 3" w:uiPriority="61"/>
-    <w:lsdException w:name="Light Grid Accent 3" w:uiPriority="62"/>
-    <w:lsdException w:name="Medium Shading 1 Accent 3" w:uiPriority="63"/>
-    <w:lsdException w:name="Medium Shading 2 Accent 3" w:uiPriority="64"/>
-    <w:lsdException w:name="Medium List 1 Accent 3" w:uiPriority="65"/>
-    <w:lsdException w:name="Medium List 2 Accent 3" w:uiPriority="66"/>
-    <w:lsdException w:name="Medium Grid 1 Accent 3" w:uiPriority="67"/>
-    <w:lsdException w:name="Medium Grid 2 Accent 3" w:uiPriority="68"/>
-    <w:lsdException w:name="Medium Grid 3 Accent 3" w:uiPriority="69"/>
-    <w:lsdException w:name="Dark List Accent 3" w:uiPriority="70"/>
-    <w:lsdException w:name="Colorful Shading Accent 3" w:uiPriority="71"/>
-    <w:lsdException w:name="Colorful List Accent 3" w:uiPriority="72"/>
-    <w:lsdException w:name="Colorful Grid Accent 3" w:uiPriority="73"/>
-    <w:lsdException w:name="Light Shading Accent 4" w:uiPriority="60"/>
-    <w:lsdException w:name="Light List Accent 4" w:uiPriority="61"/>
-    <w:lsdException w:name="Light Grid Accent 4" w:uiPriority="62"/>
-    <w:lsdException w:name="Medium Shading 1 Accent 4" w:uiPriority="63"/>
-    <w:lsdException w:name="Medium Shading 2 Accent 4" w:uiPriority="64"/>
-    <w:lsdException w:name="Medium List 1 Accent 4" w:uiPriority="65"/>
-    <w:lsdException w:name="Medium List 2 Accent 4" w:uiPriority="66"/>
-    <w:lsdException w:name="Medium Grid 1 Accent 4" w:uiPriority="67"/>
-    <w:lsdException w:name="Medium Grid 2 Accent 4" w:uiPriority="68"/>
-    <w:lsdException w:name="Medium Grid 3 Accent 4" w:uiPriority="69"/>
-    <w:lsdException w:name="Dark List Accent 4" w:uiPriority="70"/>
-    <w:lsdException w:name="Colorful Shading Accent 4" w:uiPriority="71"/>
-    <w:lsdException w:name="Colorful List Accent 4" w:uiPriority="72"/>
-    <w:lsdException w:name="Colorful Grid Accent 4" w:uiPriority="73"/>
-    <w:lsdException w:name="Light Shading Accent 5" w:uiPriority="60"/>
-    <w:lsdException w:name="Light List Accent 5" w:uiPriority="61"/>
-    <w:lsdException w:name="Light Grid Accent 5" w:uiPriority="62"/>
-    <w:lsdException w:name="Medium Shading 1 Accent 5" w:uiPriority="63"/>
-    <w:lsdException w:name="Medium Shading 2 Accent 5" w:uiPriority="64"/>
-    <w:lsdException w:name="Medium List 1 Accent 5" w:uiPriority="65"/>
-    <w:lsdException w:name="Medium List 2 Accent 5" w:uiPriority="66"/>
-    <w:lsdException w:name="Medium Grid 1 Accent 5" w:uiPriority="67"/>
-    <w:lsdException w:name="Medium Grid 2 Accent 5" w:uiPriority="68"/>
-    <w:lsdException w:name="Medium Grid 3 Accent 5" w:uiPriority="69"/>
-    <w:lsdException w:name="Dark List Accent 5" w:uiPriority="70"/>
-    <w:lsdException w:name="Colorful Shading Accent 5" w:uiPriority="71"/>
-    <w:lsdException w:name="Colorful List Accent 5" w:uiPriority="72"/>
-    <w:lsdException w:name="Colorful Grid Accent 5" w:uiPriority="73"/>
-    <w:lsdException w:name="Light Shading Accent 6" w:uiPriority="60"/>
-    <w:lsdException w:name="Light List Accent 6" w:uiPriority="61"/>
-    <w:lsdException w:name="Light Grid Accent 6" w:uiPriority="62"/>
-    <w:lsdException w:name="Medium Shading 1 Accent 6" w:uiPriority="63"/>
-    <w:lsdException w:name="Medium Shading 2 Accent 6" w:uiPriority="64"/>
-    <w:lsdException w:name="Medium List 1 Accent 6" w:uiPriority="65"/>
-    <w:lsdException w:name="Medium List 2 Accent 6" w:uiPriority="66"/>
-    <w:lsdException w:name="Medium Grid 1 Accent 6" w:uiPriority="67"/>
-    <w:lsdException w:name="Medium Grid 2 Accent 6" w:uiPriority="68"/>
-    <w:lsdException w:name="Medium Grid 3 Accent 6" w:uiPriority="69"/>
-    <w:lsdException w:name="Dark List Accent 6" w:uiPriority="70"/>
-    <w:lsdException w:name="Colorful Shading Accent 6" w:uiPriority="71"/>
-    <w:lsdException w:name="Colorful List Accent 6" w:uiPriority="72"/>
-    <w:lsdException w:name="Colorful Grid Accent 6" w:uiPriority="73"/>
-    <w:lsdException w:name="Subtle Emphasis" w:uiPriority="19" w:qFormat="1"/>
-    <w:lsdException w:name="Intense Emphasis" w:uiPriority="21" w:qFormat="1"/>
-    <w:lsdException w:name="Subtle Reference" w:uiPriority="31" w:qFormat="1"/>
-    <w:lsdException w:name="Intense Reference" w:uiPriority="32" w:qFormat="1"/>
-    <w:lsdException w:name="Book Title" w:uiPriority="33" w:qFormat="1"/>
-    <w:lsdException w:name="Bibliography" w:semiHidden="1" w:uiPriority="37" w:unhideWhenUsed="1"/>
-    <w:lsdException w:name="TOC Heading" w:semiHidden="1" w:uiPriority="39" w:unhideWhenUsed="1" w:qFormat="1"/>
-    <w:lsdException w:name="Plain Table 1" w:uiPriority="41"/>
-    <w:lsdException w:name="Plain Table 2" w:uiPriority="42"/>
-    <w:lsdException w:name="Plain Table 3" w:uiPriority="43"/>
-    <w:lsdException w:name="Plain Table 4" w:uiPriority="44"/>
-    <w:lsdException w:name="Plain Table 5" w:uiPriority="45"/>
-    <w:lsdException w:name="Grid Table Light" w:uiPriority="40"/>
-    <w:lsdException w:name="Grid Table 1 Light" w:uiPriority="46"/>
-    <w:lsdException w:name="Grid Table 2" w:uiPriority="47"/>
-    <w:lsdException w:name="Grid Table 3" w:uiPriority="48"/>
-    <w:lsdException w:name="Grid Table 4" w:uiPriority="49"/>
-    <w:lsdException w:name="Grid Table 5 Dark" w:uiPriority="50"/>
-    <w:lsdException w:name="Grid Table 6 Colorful" w:uiPriority="51"/>
-    <w:lsdException w:name="Grid Table 7 Colorful" w:uiPriority="52"/>
-    <w:lsdException w:name="Grid Table 1 Light Accent 1" w:uiPriority="46"/>
-    <w:lsdException w:name="Grid Table 2 Accent 1" w:uiPriority="47"/>
-    <w:lsdException w:name="Grid Table 3 Accent 1" w:uiPriority="48"/>
-    <w:lsdException w:name="Grid Table 4 Accent 1" w:uiPriority="49"/>
-    <w:lsdException w:name="Grid Table 5 Dark Accent 1" w:uiPriority="50"/>
-    <w:lsdException w:name="Grid Table 6 Colorful Accent 1" w:uiPriority="51"/>
-    <w:lsdException w:name="Grid Table 7 Colorful Accent 1" w:uiPriority="52"/>
-    <w:lsdException w:name="Grid Table 1 Light Accent 2" w:uiPriority="46"/>
-    <w:lsdException w:name="Grid Table 2 Accent 2" w:uiPriority="47"/>
-    <w:lsdException w:name="Grid Table 3 Accent 2" w:uiPriority="48"/>
-    <w:lsdException w:name="Grid Table 4 Accent 2" w:uiPriority="49"/>
-    <w:lsdException w:name="Grid Table 5 Dark Accent 2" w:uiPriority="50"/>
-    <w:lsdException w:name="Grid Table 6 Colorful Accent 2" w:uiPriority="51"/>
-    <w:lsdException w:name="Grid Table 7 Colorful Accent 2" w:uiPriority="52"/>
-    <w:lsdException w:name="Grid Table 1 Light Accent 3" w:uiPriority="46"/>
-    <w:lsdException w:name="Grid Table 2 Accent 3" w:uiPriority="47"/>
-    <w:lsdException w:name="Grid Table 3 Accent 3" w:uiPriority="48"/>
-    <w:lsdException w:name="Grid Table 4 Accent 3" w:uiPriority="49"/>
-    <w:lsdException w:name="Grid Table 5 Dark Accent 3" w:uiPriority="50"/>
-    <w:lsdException w:name="Grid Table 6 Colorful Accent 3" w:uiPriority="51"/>
-    <w:lsdException w:name="Grid Table 7 Colorful Accent 3" w:uiPriority="52"/>
-    <w:lsdException w:name="Grid Table 1 Light Accent 4" w:uiPriority="46"/>
-    <w:lsdException w:name="Grid Table 2 Accent 4" w:uiPriority="47"/>
-    <w:lsdException w:name="Grid Table 3 Accent 4" w:uiPriority="48"/>
-    <w:lsdException w:name="Grid Table 4 Accent 4" w:uiPriority="49"/>
-    <w:lsdException w:name="Grid Table 5 Dark Accent 4" w:uiPriority="50"/>
-    <w:lsdException w:name="Grid Table 6 Colorful Accent 4" w:uiPriority="51"/>
-    <w:lsdException w:name="Grid Table 7 Colorful Accent 4" w:uiPriority="52"/>
-    <w:lsdException w:name="Grid Table 1 Light Accent 5" w:uiPriority="46"/>
-    <w:lsdException w:name="Grid Table 2 Accent 5" w:uiPriority="47"/>
-    <w:lsdException w:name="Grid Table 3 Accent 5" w:uiPriority="48"/>
-    <w:lsdException w:name="Grid Table 4 Accent 5" w:uiPriority="49"/>
-    <w:lsdException w:name="Grid Table 5 Dark Accent 5" w:uiPriority="50"/>
-    <w:lsdException w:name="Grid Table 6 Colorful Accent 5" w:uiPriority="51"/>
-    <w:lsdException w:name="Grid Table 7 Colorful Accent 5" w:uiPriority="52"/>
-    <w:lsdException w:name="Grid Table 1 Light Accent 6" w:uiPriority="46"/>
-    <w:lsdException w:name="Grid Table 2 Accent 6" w:uiPriority="47"/>
-    <w:lsdException w:name="Grid Table 3 Accent 6" w:uiPriority="48"/>
-    <w:lsdException w:name="Grid Table 4 Accent 6" w:uiPriority="49"/>
-    <w:lsdException w:name="Grid Table 5 Dark Accent 6" w:uiPriority="50"/>
-    <w:lsdException w:name="Grid Table 6 Colorful Accent 6" w:uiPriority="51"/>
-    <w:lsdException w:name="Grid Table 7 Colorful Accent 6" w:uiPriority="52"/>
-    <w:lsdException w:name="List Table 1 Light" w:uiPriority="46"/>
-    <w:lsdException w:name="List Table 2" w:uiPriority="47"/>
-    <w:lsdException w:name="List Table 3" w:uiPriority="48"/>
-    <w:lsdException w:name="List Table 4" w:uiPriority="49"/>
-    <w:lsdException w:name="List Table 5 Dark" w:uiPriority="50"/>
-    <w:lsdException w:name="List Table 6 Colorful" w:uiPriority="51"/>
-    <w:lsdException w:name="List Table 7 Colorful" w:uiPriority="52"/>
-    <w:lsdException w:name="List Table 1 Light Accent 1" w:uiPriority="46"/>
-    <w:lsdException w:name="List Table 2 Accent 1" w:uiPriority="47"/>
-    <w:lsdException w:name="List Table 3 Accent 1" w:uiPriority="48"/>
-    <w:lsdException w:name="List Table 4 Accent 1" w:uiPriority="49"/>
-    <w:lsdException w:name="List Table 5 Dark Accent 1" w:uiPriority="50"/>
-    <w:lsdException w:name="List Table 6 Colorful Accent 1" w:uiPriority="51"/>
-    <w:lsdException w:name="List Table 7 Colorful Accent 1" w:uiPriority="52"/>
-    <w:lsdException w:name="List Table 1 Light Accent 2" w:uiPriority="46"/>
-    <w:lsdException w:name="List Table 2 Accent 2" w:uiPriority="47"/>
-    <w:lsdException w:name="List Table 3 Accent 2" w:uiPriority="48"/>
-    <w:lsdException w:name="List Table 4 Accent 2" w:uiPriority="49"/>
-    <w:lsdException w:name="List Table 5 Dark Accent 2" w:uiPriority="50"/>
-    <w:lsdException w:name="List Table 6 Colorful Accent 2" w:uiPriority="51"/>
-    <w:lsdException w:name="List Table 7 Colorful Accent 2" w:uiPriority="52"/>
-    <w:lsdException w:name="List Table 1 Light Accent 3" w:uiPriority="46"/>
-    <w:lsdException w:name="List Table 2 Accent 3" w:uiPriority="47"/>
-    <w:lsdException w:name="List Table 3 Accent 3" w:uiPriority="48"/>
-    <w:lsdException w:name="List Table 4 Accent 3" w:uiPriority="49"/>
-    <w:lsdException w:name="List Table 5 Dark Accent 3" w:uiPriority="50"/>
-    <w:lsdException w:name="List Table 6 Colorful Accent 3" w:uiPriority="51"/>
-    <w:lsdException w:name="List Table 7 Colorful Accent 3" w:uiPriority="52"/>
-    <w:lsdException w:name="List Table 1 Light Accent 4" w:uiPriority="46"/>
-    <w:lsdException w:name="List Table 2 Accent 4" w:uiPriority="47"/>
-    <w:lsdException w:name="List Table 3 Accent 4" w:uiPriority="48"/>
-    <w:lsdException w:name="List Table 4 Accent 4" w:uiPriority="49"/>
-    <w:lsdException w:name="List Table 5 Dark Accent 4" w:uiPriority="50"/>
-    <w:lsdException w:name="List Table 6 Colorful Accent 4" w:uiPriority="51"/>
-    <w:lsdException w:name="List Table 7 Colorful Accent 4" w:uiPriority="52"/>
-    <w:lsdException w:name="List Table 1 Light Accent 5" w:uiPriority="46"/>
-    <w:lsdException w:name="List Table 2 Accent 5" w:uiPriority="47"/>
-    <w:lsdException w:name="List Table 3 Accent 5" w:uiPriority="48"/>
-    <w:lsdException w:name="List Table 4 Accent 5" w:uiPriority="49"/>
-    <w:lsdException w:name="List Table 5 Dark Accent 5" w:uiPriority="50"/>
-    <w:lsdException w:name="List Table 6 Colorful Accent 5" w:uiPriority="51"/>
-    <w:lsdException w:name="List Table 7 Colorful Accent 5" w:uiPriority="52"/>
-    <w:lsdException w:name="List Table 1 Light Accent 6" w:uiPriority="46"/>
-    <w:lsdException w:name="List Table 2 Accent 6" w:uiPriority="47"/>
-    <w:lsdException w:name="List Table 3 Accent 6" w:uiPriority="48"/>
-    <w:lsdException w:name="List Table 4 Accent 6" w:uiPriority="49"/>
-    <w:lsdException w:name="List Table 5 Dark Accent 6" w:uiPriority="50"/>
-    <w:lsdException w:name="List Table 6 Colorful Accent 6" w:uiPriority="51"/>
-    <w:lsdException w:name="List Table 7 Colorful Accent 6" w:uiPriority="52"/>
-    <w:lsdException w:name="Mention" w:semiHidden="1" w:unhideWhenUsed="1"/>
-    <w:lsdException w:name="Smart Hyperlink" w:semiHidden="1" w:unhideWhenUsed="1"/>
-    <w:lsdException w:name="Hashtag" w:semiHidden="1" w:unhideWhenUsed="1"/>
-    <w:lsdException w:name="Unresolved Mention" w:semiHidden="1" w:unhideWhenUsed="1"/>
-    <w:lsdException w:name="Smart Link" w:semiHidden="1" w:unhideWhenUsed="1"/>
+  <w:latentStyles w:defLockedState="0" w:defUIPriority="99" w:defSemiHidden="1" w:defUnhideWhenUsed="1" w:defQFormat="0" w:count="267">
+    <w:lsdException w:name="Normal" w:semiHidden="0" w:uiPriority="0" w:unhideWhenUsed="0" w:qFormat="1"/>
+    <w:lsdException w:name="heading 1" w:semiHidden="0" w:uiPriority="9" w:unhideWhenUsed="0" w:qFormat="1"/>
+    <w:lsdException w:name="heading 2" w:uiPriority="9" w:qFormat="1"/>
+    <w:lsdException w:name="heading 3" w:uiPriority="9" w:qFormat="1"/>
+    <w:lsdException w:name="heading 4" w:uiPriority="9" w:qFormat="1"/>
+    <w:lsdException w:name="heading 5" w:uiPriority="9" w:qFormat="1"/>
+    <w:lsdException w:name="heading 6" w:uiPriority="9" w:qFormat="1"/>
+    <w:lsdException w:name="heading 7" w:uiPriority="9" w:qFormat="1"/>
+    <w:lsdException w:name="heading 8" w:uiPriority="9" w:qFormat="1"/>
+    <w:lsdException w:name="heading 9" w:uiPriority="9" w:qFormat="1"/>
+    <w:lsdException w:name="toc 1" w:uiPriority="39"/>
+    <w:lsdException w:name="toc 2" w:uiPriority="39"/>
+    <w:lsdException w:name="toc 3" w:uiPriority="39"/>
+    <w:lsdException w:name="toc 4" w:uiPriority="39"/>
+    <w:lsdException w:name="toc 5" w:uiPriority="39"/>
+    <w:lsdException w:name="toc 6" w:uiPriority="39"/>
+    <w:lsdException w:name="toc 7" w:uiPriority="39"/>
+    <w:lsdException w:name="toc 8" w:uiPriority="39"/>
+    <w:lsdException w:name="toc 9" w:uiPriority="39"/>
+    <w:lsdException w:name="caption" w:uiPriority="35" w:qFormat="1"/>
+    <w:lsdException w:name="Title" w:semiHidden="0" w:uiPriority="10" w:unhideWhenUsed="0" w:qFormat="1"/>
+    <w:lsdException w:name="Default Paragraph Font" w:uiPriority="1"/>
+    <w:lsdException w:name="Subtitle" w:semiHidden="0" w:uiPriority="11" w:unhideWhenUsed="0" w:qFormat="1"/>
+    <w:lsdException w:name="Strong" w:semiHidden="0" w:uiPriority="22" w:unhideWhenUsed="0" w:qFormat="1"/>
+    <w:lsdException w:name="Emphasis" w:semiHidden="0" w:uiPriority="20" w:unhideWhenUsed="0" w:qFormat="1"/>
+    <w:lsdException w:name="Table Grid" w:semiHidden="0" w:uiPriority="39" w:unhideWhenUsed="0"/>
+    <w:lsdException w:name="Placeholder Text" w:unhideWhenUsed="0"/>
+    <w:lsdException w:name="No Spacing" w:semiHidden="0" w:uiPriority="1" w:unhideWhenUsed="0" w:qFormat="1"/>
+    <w:lsdException w:name="Light Shading" w:semiHidden="0" w:uiPriority="60" w:unhideWhenUsed="0"/>
+    <w:lsdException w:name="Light List" w:semiHidden="0" w:uiPriority="61" w:unhideWhenUsed="0"/>
+    <w:lsdException w:name="Light Grid" w:semiHidden="0" w:uiPriority="62" w:unhideWhenUsed="0"/>
+    <w:lsdException w:name="Medium Shading 1" w:semiHidden="0" w:uiPriority="63" w:unhideWhenUsed="0"/>
+    <w:lsdException w:name="Medium Shading 2" w:semiHidden="0" w:uiPriority="64" w:unhideWhenUsed="0"/>
+    <w:lsdException w:name="Medium List 1" w:semiHidden="0" w:uiPriority="65" w:unhideWhenUsed="0"/>
+    <w:lsdException w:name="Medium List 2" w:semiHidden="0" w:uiPriority="66" w:unhideWhenUsed="0"/>
+    <w:lsdException w:name="Medium Grid 1" w:semiHidden="0" w:uiPriority="67" w:unhideWhenUsed="0"/>
+    <w:lsdException w:name="Medium Grid 2" w:semiHidden="0" w:uiPriority="68" w:unhideWhenUsed="0"/>
+    <w:lsdException w:name="Medium Grid 3" w:semiHidden="0" w:uiPriority="69" w:unhideWhenUsed="0"/>
+    <w:lsdException w:name="Dark List" w:semiHidden="0" w:uiPriority="70" w:unhideWhenUsed="0"/>
+    <w:lsdException w:name="Colorful Shading" w:semiHidden="0" w:uiPriority="71" w:unhideWhenUsed="0"/>
+    <w:lsdException w:name="Colorful List" w:semiHidden="0" w:uiPriority="72" w:unhideWhenUsed="0"/>
+    <w:lsdException w:name="Colorful Grid" w:semiHidden="0" w:uiPriority="73" w:unhideWhenUsed="0"/>
+    <w:lsdException w:name="Light Shading Accent 1" w:semiHidden="0" w:uiPriority="60" w:unhideWhenUsed="0"/>
+    <w:lsdException w:name="Light List Accent 1" w:semiHidden="0" w:uiPriority="61" w:unhideWhenUsed="0"/>
+    <w:lsdException w:name="Light Grid Accent 1" w:semiHidden="0" w:uiPriority="62" w:unhideWhenUsed="0"/>
+    <w:lsdException w:name="Medium Shading 1 Accent 1" w:semiHidden="0" w:uiPriority="63" w:unhideWhenUsed="0"/>
+    <w:lsdException w:name="Medium Shading 2 Accent 1" w:semiHidden="0" w:uiPriority="64" w:unhideWhenUsed="0"/>
+    <w:lsdException w:name="Medium List 1 Accent 1" w:semiHidden="0" w:uiPriority="65" w:unhideWhenUsed="0"/>
+    <w:lsdException w:name="Revision" w:unhideWhenUsed="0"/>
+    <w:lsdException w:name="List Paragraph" w:semiHidden="0" w:uiPriority="34" w:unhideWhenUsed="0" w:qFormat="1"/>
+    <w:lsdException w:name="Quote" w:semiHidden="0" w:uiPriority="29" w:unhideWhenUsed="0" w:qFormat="1"/>
+    <w:lsdException w:name="Intense Quote" w:semiHidden="0" w:uiPriority="30" w:unhideWhenUsed="0" w:qFormat="1"/>
+    <w:lsdException w:name="Medium List 2 Accent 1" w:semiHidden="0" w:uiPriority="66" w:unhideWhenUsed="0"/>
+    <w:lsdException w:name="Medium Grid 1 Accent 1" w:semiHidden="0" w:uiPriority="67" w:unhideWhenUsed="0"/>
+    <w:lsdException w:name="Medium Grid 2 Accent 1" w:semiHidden="0" w:uiPriority="68" w:unhideWhenUsed="0"/>
+    <w:lsdException w:name="Medium Grid 3 Accent 1" w:semiHidden="0" w:uiPriority="69" w:unhideWhenUsed="0"/>
+    <w:lsdException w:name="Dark List Accent 1" w:semiHidden="0" w:uiPriority="70" w:unhideWhenUsed="0"/>
+    <w:lsdException w:name="Colorful Shading Accent 1" w:semiHidden="0" w:uiPriority="71" w:unhideWhenUsed="0"/>
+    <w:lsdException w:name="Colorful List Accent 1" w:semiHidden="0" w:uiPriority="72" w:unhideWhenUsed="0"/>
+    <w:lsdException w:name="Colorful Grid Accent 1" w:semiHidden="0" w:uiPriority="73" w:unhideWhenUsed="0"/>
+    <w:lsdException w:name="Light Shading Accent 2" w:semiHidden="0" w:uiPriority="60" w:unhideWhenUsed="0"/>
+    <w:lsdException w:name="Light List Accent 2" w:semiHidden="0" w:uiPriority="61" w:unhideWhenUsed="0"/>
+    <w:lsdException w:name="Light Grid Accent 2" w:semiHidden="0" w:uiPriority="62" w:unhideWhenUsed="0"/>
+    <w:lsdException w:name="Medium Shading 1 Accent 2" w:semiHidden="0" w:uiPriority="63" w:unhideWhenUsed="0"/>
+    <w:lsdException w:name="Medium Shading 2 Accent 2" w:semiHidden="0" w:uiPriority="64" w:unhideWhenUsed="0"/>
+    <w:lsdException w:name="Medium List 1 Accent 2" w:semiHidden="0" w:uiPriority="65" w:unhideWhenUsed="0"/>
+    <w:lsdException w:name="Medium List 2 Accent 2" w:semiHidden="0" w:uiPriority="66" w:unhideWhenUsed="0"/>
+    <w:lsdException w:name="Medium Grid 1 Accent 2" w:semiHidden="0" w:uiPriority="67" w:unhideWhenUsed="0"/>
+    <w:lsdException w:name="Medium Grid 2 Accent 2" w:semiHidden="0" w:uiPriority="68" w:unhideWhenUsed="0"/>
+    <w:lsdException w:name="Medium Grid 3 Accent 2" w:semiHidden="0" w:uiPriority="69" w:unhideWhenUsed="0"/>
+    <w:lsdException w:name="Dark List Accent 2" w:semiHidden="0" w:uiPriority="70" w:unhideWhenUsed="0"/>
+    <w:lsdException w:name="Colorful Shading Accent 2" w:semiHidden="0" w:uiPriority="71" w:unhideWhenUsed="0"/>
+    <w:lsdException w:name="Colorful List Accent 2" w:semiHidden="0" w:uiPriority="72" w:unhideWhenUsed="0"/>
+    <w:lsdException w:name="Colorful Grid Accent 2" w:semiHidden="0" w:uiPriority="73" w:unhideWhenUsed="0"/>
+    <w:lsdException w:name="Light Shading Accent 3" w:semiHidden="0" w:uiPriority="60" w:unhideWhenUsed="0"/>
+    <w:lsdException w:name="Light List Accent 3" w:semiHidden="0" w:uiPriority="61" w:unhideWhenUsed="0"/>
+    <w:lsdException w:name="Light Grid Accent 3" w:semiHidden="0" w:uiPriority="62" w:unhideWhenUsed="0"/>
+    <w:lsdException w:name="Medium Shading 1 Accent 3" w:semiHidden="0" w:uiPriority="63" w:unhideWhenUsed="0"/>
+    <w:lsdException w:name="Medium Shading 2 Accent 3" w:semiHidden="0" w:uiPriority="64" w:unhideWhenUsed="0"/>
+    <w:lsdException w:name="Medium List 1 Accent 3" w:semiHidden="0" w:uiPriority="65" w:unhideWhenUsed="0"/>
+    <w:lsdException w:name="Medium List 2 Accent 3" w:semiHidden="0" w:uiPriority="66" w:unhideWhenUsed="0"/>
+    <w:lsdException w:name="Medium Grid 1 Accent 3" w:semiHidden="0" w:uiPriority="67" w:unhideWhenUsed="0"/>
+    <w:lsdException w:name="Medium Grid 2 Accent 3" w:semiHidden="0" w:uiPriority="68" w:unhideWhenUsed="0"/>
+    <w:lsdException w:name="Medium Grid 3 Accent 3" w:semiHidden="0" w:uiPriority="69" w:unhideWhenUsed="0"/>
+    <w:lsdException w:name="Dark List Accent 3" w:semiHidden="0" w:uiPriority="70" w:unhideWhenUsed="0"/>
+    <w:lsdException w:name="Colorful Shading Accent 3" w:semiHidden="0" w:uiPriority="71" w:unhideWhenUsed="0"/>
+    <w:lsdException w:name="Colorful List Accent 3" w:semiHidden="0" w:uiPriority="72" w:unhideWhenUsed="0"/>
+    <w:lsdException w:name="Colorful Grid Accent 3" w:semiHidden="0" w:uiPriority="73" w:unhideWhenUsed="0"/>
+    <w:lsdException w:name="Light Shading Accent 4" w:semiHidden="0" w:uiPriority="60" w:unhideWhenUsed="0"/>
+    <w:lsdException w:name="Light List Accent 4" w:semiHidden="0" w:uiPriority="61" w:unhideWhenUsed="0"/>
+    <w:lsdException w:name="Light Grid Accent 4" w:semiHidden="0" w:uiPriority="62" w:unhideWhenUsed="0"/>
+    <w:lsdException w:name="Medium Shading 1 Accent 4" w:semiHidden="0" w:uiPriority="63" w:unhideWhenUsed="0"/>
+    <w:lsdException w:name="Medium Shading 2 Accent 4" w:semiHidden="0" w:uiPriority="64" w:unhideWhenUsed="0"/>
+    <w:lsdException w:name="Medium List 1 Accent 4" w:semiHidden="0" w:uiPriority="65" w:unhideWhenUsed="0"/>
+    <w:lsdException w:name="Medium List 2 Accent 4" w:semiHidden="0" w:uiPriority="66" w:unhideWhenUsed="0"/>
+    <w:lsdException w:name="Medium Grid 1 Accent 4" w:semiHidden="0" w:uiPriority="67" w:unhideWhenUsed="0"/>
+    <w:lsdException w:name="Medium Grid 2 Accent 4" w:semiHidden="0" w:uiPriority="68" w:unhideWhenUsed="0"/>
+    <w:lsdException w:name="Medium Grid 3 Accent 4" w:semiHidden="0" w:uiPriority="69" w:unhideWhenUsed="0"/>
+    <w:lsdException w:name="Dark List Accent 4" w:semiHidden="0" w:uiPriority="70" w:unhideWhenUsed="0"/>
+    <w:lsdException w:name="Colorful Shading Accent 4" w:semiHidden="0" w:uiPriority="71" w:unhideWhenUsed="0"/>
+    <w:lsdException w:name="Colorful List Accent 4" w:semiHidden="0" w:uiPriority="72" w:unhideWhenUsed="0"/>
+    <w:lsdException w:name="Colorful Grid Accent 4" w:semiHidden="0" w:uiPriority="73" w:unhideWhenUsed="0"/>
+    <w:lsdException w:name="Light Shading Accent 5" w:semiHidden="0" w:uiPriority="60" w:unhideWhenUsed="0"/>
+    <w:lsdException w:name="Light List Accent 5" w:semiHidden="0" w:uiPriority="61" w:unhideWhenUsed="0"/>
+    <w:lsdException w:name="Light Grid Accent 5" w:semiHidden="0" w:uiPriority="62" w:unhideWhenUsed="0"/>
+    <w:lsdException w:name="Medium Shading 1 Accent 5" w:semiHidden="0" w:uiPriority="63" w:unhideWhenUsed="0"/>
+    <w:lsdException w:name="Medium Shading 2 Accent 5" w:semiHidden="0" w:uiPriority="64" w:unhideWhenUsed="0"/>
+    <w:lsdException w:name="Medium List 1 Accent 5" w:semiHidden="0" w:uiPriority="65" w:unhideWhenUsed="0"/>
+    <w:lsdException w:name="Medium List 2 Accent 5" w:semiHidden="0" w:uiPriority="66" w:unhideWhenUsed="0"/>
+    <w:lsdException w:name="Medium Grid 1 Accent 5" w:semiHidden="0" w:uiPriority="67" w:unhideWhenUsed="0"/>
+    <w:lsdException w:name="Medium Grid 2 Accent 5" w:semiHidden="0" w:uiPriority="68" w:unhideWhenUsed="0"/>
+    <w:lsdException w:name="Medium Grid 3 Accent 5" w:semiHidden="0" w:uiPriority="69" w:unhideWhenUsed="0"/>
+    <w:lsdException w:name="Dark List Accent 5" w:semiHidden="0" w:uiPriority="70" w:unhideWhenUsed="0"/>
+    <w:lsdException w:name="Colorful Shading Accent 5" w:semiHidden="0" w:uiPriority="71" w:unhideWhenUsed="0"/>
+    <w:lsdException w:name="Colorful List Accent 5" w:semiHidden="0" w:uiPriority="72" w:unhideWhenUsed="0"/>
+    <w:lsdException w:name="Colorful Grid Accent 5" w:semiHidden="0" w:uiPriority="73" w:unhideWhenUsed="0"/>
+    <w:lsdException w:name="Light Shading Accent 6" w:semiHidden="0" w:uiPriority="60" w:unhideWhenUsed="0"/>
+    <w:lsdException w:name="Light List Accent 6" w:semiHidden="0" w:uiPriority="61" w:unhideWhenUsed="0"/>
+    <w:lsdException w:name="Light Grid Accent 6" w:semiHidden="0" w:uiPriority="62" w:unhideWhenUsed="0"/>
+    <w:lsdException w:name="Medium Shading 1 Accent 6" w:semiHidden="0" w:uiPriority="63" w:unhideWhenUsed="0"/>
+    <w:lsdException w:name="Medium Shading 2 Accent 6" w:semiHidden="0" w:uiPriority="64" w:unhideWhenUsed="0"/>
+    <w:lsdException w:name="Medium List 1 Accent 6" w:semiHidden="0" w:uiPriority="65" w:unhideWhenUsed="0"/>
+    <w:lsdException w:name="Medium List 2 Accent 6" w:semiHidden="0" w:uiPriority="66" w:unhideWhenUsed="0"/>
+    <w:lsdException w:name="Medium Grid 1 Accent 6" w:semiHidden="0" w:uiPriority="67" w:unhideWhenUsed="0"/>
+    <w:lsdException w:name="Medium Grid 2 Accent 6" w:semiHidden="0" w:uiPriority="68" w:unhideWhenUsed="0"/>
+    <w:lsdException w:name="Medium Grid 3 Accent 6" w:semiHidden="0" w:uiPriority="69" w:unhideWhenUsed="0"/>
+    <w:lsdException w:name="Dark List Accent 6" w:semiHidden="0" w:uiPriority="70" w:unhideWhenUsed="0"/>
+    <w:lsdException w:name="Colorful Shading Accent 6" w:semiHidden="0" w:uiPriority="71" w:unhideWhenUsed="0"/>
+    <w:lsdException w:name="Colorful List Accent 6" w:semiHidden="0" w:uiPriority="72" w:unhideWhenUsed="0"/>
+    <w:lsdException w:name="Colorful Grid Accent 6" w:semiHidden="0" w:uiPriority="73" w:unhideWhenUsed="0"/>
+    <w:lsdException w:name="Subtle Emphasis" w:semiHidden="0" w:uiPriority="19" w:unhideWhenUsed="0" w:qFormat="1"/>
+    <w:lsdException w:name="Intense Emphasis" w:semiHidden="0" w:uiPriority="21" w:unhideWhenUsed="0" w:qFormat="1"/>
+    <w:lsdException w:name="Subtle Reference" w:semiHidden="0" w:uiPriority="31" w:unhideWhenUsed="0" w:qFormat="1"/>
+    <w:lsdException w:name="Intense Reference" w:semiHidden="0" w:uiPriority="32" w:unhideWhenUsed="0" w:qFormat="1"/>
+    <w:lsdException w:name="Book Title" w:semiHidden="0" w:uiPriority="33" w:unhideWhenUsed="0" w:qFormat="1"/>
+    <w:lsdException w:name="Bibliography" w:uiPriority="37"/>
+    <w:lsdException w:name="TOC Heading" w:uiPriority="39" w:qFormat="1"/>
   </w:latentStyles>
   <w:style w:type="paragraph" w:default="1" w:styleId="Normal">
     <w:name w:val="Normal"/>
     <w:qFormat/>
+    <w:rsid w:val="007542F5"/>
   </w:style>
   <w:style w:type="paragraph" w:styleId="Heading1">
     <w:name w:val="heading 1"/>
@@ -1379,6 +1036,7 @@
     <w:next w:val="Normal"/>
     <w:uiPriority w:val="9"/>
     <w:qFormat/>
+    <w:rsid w:val="007542F5"/>
     <w:pPr>
       <w:keepNext/>
       <w:keepLines/>
@@ -1399,6 +1057,7 @@
     <w:semiHidden/>
     <w:unhideWhenUsed/>
     <w:qFormat/>
+    <w:rsid w:val="007542F5"/>
     <w:pPr>
       <w:keepNext/>
       <w:keepLines/>
@@ -1419,6 +1078,7 @@
     <w:semiHidden/>
     <w:unhideWhenUsed/>
     <w:qFormat/>
+    <w:rsid w:val="007542F5"/>
     <w:pPr>
       <w:keepNext/>
       <w:keepLines/>
@@ -1439,6 +1099,7 @@
     <w:semiHidden/>
     <w:unhideWhenUsed/>
     <w:qFormat/>
+    <w:rsid w:val="007542F5"/>
     <w:pPr>
       <w:keepNext/>
       <w:keepLines/>
@@ -1459,6 +1120,7 @@
     <w:semiHidden/>
     <w:unhideWhenUsed/>
     <w:qFormat/>
+    <w:rsid w:val="007542F5"/>
     <w:pPr>
       <w:keepNext/>
       <w:keepLines/>
@@ -1477,6 +1139,7 @@
     <w:semiHidden/>
     <w:unhideWhenUsed/>
     <w:qFormat/>
+    <w:rsid w:val="007542F5"/>
     <w:pPr>
       <w:keepNext/>
       <w:keepLines/>
@@ -1500,6 +1163,7 @@
     <w:uiPriority w:val="99"/>
     <w:semiHidden/>
     <w:unhideWhenUsed/>
+    <w:qFormat/>
     <w:tblPr>
       <w:tblInd w:w="0" w:type="dxa"/>
       <w:tblCellMar>
@@ -1522,6 +1186,7 @@
     <w:next w:val="Normal"/>
     <w:uiPriority w:val="10"/>
     <w:qFormat/>
+    <w:rsid w:val="007542F5"/>
     <w:pPr>
       <w:keepNext/>
       <w:keepLines/>
@@ -1542,6 +1207,7 @@
       <w:spacing w:after="0" w:line="240" w:lineRule="auto"/>
     </w:pPr>
     <w:tblPr>
+      <w:tblInd w:w="0" w:type="dxa"/>
       <w:tblBorders>
         <w:top w:val="single" w:sz="4" w:space="0" w:color="auto"/>
         <w:left w:val="single" w:sz="4" w:space="0" w:color="auto"/>
@@ -1550,6 +1216,12 @@
         <w:insideH w:val="single" w:sz="4" w:space="0" w:color="auto"/>
         <w:insideV w:val="single" w:sz="4" w:space="0" w:color="auto"/>
       </w:tblBorders>
+      <w:tblCellMar>
+        <w:top w:w="0" w:type="dxa"/>
+        <w:left w:w="108" w:type="dxa"/>
+        <w:bottom w:w="0" w:type="dxa"/>
+        <w:right w:w="108" w:type="dxa"/>
+      </w:tblCellMar>
     </w:tblPr>
   </w:style>
   <w:style w:type="character" w:styleId="Hyperlink">
@@ -1563,7 +1235,7 @@
       <w:u w:val="single"/>
     </w:rPr>
   </w:style>
-  <w:style w:type="character" w:styleId="UnresolvedMention">
+  <w:style w:type="character" w:customStyle="1" w:styleId="UnresolvedMention">
     <w:name w:val="Unresolved Mention"/>
     <w:basedOn w:val="DefaultParagraphFont"/>
     <w:uiPriority w:val="99"/>
@@ -1592,6 +1264,7 @@
     <w:next w:val="Normal"/>
     <w:uiPriority w:val="11"/>
     <w:qFormat/>
+    <w:rsid w:val="007542F5"/>
     <w:pPr>
       <w:keepNext/>
       <w:keepLines/>
@@ -1607,12 +1280,20 @@
   </w:style>
   <w:style w:type="table" w:customStyle="1" w:styleId="a">
     <w:basedOn w:val="TableNormal"/>
+    <w:rsid w:val="007542F5"/>
     <w:pPr>
       <w:spacing w:after="0" w:line="240" w:lineRule="auto"/>
     </w:pPr>
     <w:tblPr>
       <w:tblStyleRowBandSize w:val="1"/>
       <w:tblStyleColBandSize w:val="1"/>
+      <w:tblInd w:w="0" w:type="dxa"/>
+      <w:tblCellMar>
+        <w:top w:w="0" w:type="dxa"/>
+        <w:left w:w="108" w:type="dxa"/>
+        <w:bottom w:w="0" w:type="dxa"/>
+        <w:right w:w="108" w:type="dxa"/>
+      </w:tblCellMar>
     </w:tblPr>
   </w:style>
   <w:style w:type="paragraph" w:styleId="Header">
@@ -1658,6 +1339,36 @@
     <w:link w:val="Footer"/>
     <w:uiPriority w:val="99"/>
     <w:rsid w:val="0021739A"/>
+  </w:style>
+  <w:style w:type="paragraph" w:styleId="BalloonText">
+    <w:name w:val="Balloon Text"/>
+    <w:basedOn w:val="Normal"/>
+    <w:link w:val="BalloonTextChar"/>
+    <w:uiPriority w:val="99"/>
+    <w:semiHidden/>
+    <w:unhideWhenUsed/>
+    <w:rsid w:val="000A6F21"/>
+    <w:pPr>
+      <w:spacing w:after="0" w:line="240" w:lineRule="auto"/>
+    </w:pPr>
+    <w:rPr>
+      <w:rFonts w:ascii="Tahoma" w:hAnsi="Tahoma" w:cs="Tahoma"/>
+      <w:sz w:val="16"/>
+      <w:szCs w:val="16"/>
+    </w:rPr>
+  </w:style>
+  <w:style w:type="character" w:customStyle="1" w:styleId="BalloonTextChar">
+    <w:name w:val="Balloon Text Char"/>
+    <w:basedOn w:val="DefaultParagraphFont"/>
+    <w:link w:val="BalloonText"/>
+    <w:uiPriority w:val="99"/>
+    <w:semiHidden/>
+    <w:rsid w:val="000A6F21"/>
+    <w:rPr>
+      <w:rFonts w:ascii="Tahoma" w:hAnsi="Tahoma" w:cs="Tahoma"/>
+      <w:sz w:val="16"/>
+      <w:szCs w:val="16"/>
+    </w:rPr>
   </w:style>
 </w:styles>
 </file>
@@ -1705,7 +1416,7 @@
     </a:clrScheme>
     <a:fontScheme name="Office">
       <a:majorFont>
-        <a:latin typeface="Calibri Light" panose="020F0302020204030204"/>
+        <a:latin typeface="Calibri Light"/>
         <a:ea typeface=""/>
         <a:cs typeface=""/>
         <a:font script="Jpan" typeface="游ゴシック Light"/>
@@ -1757,7 +1468,7 @@
         <a:font script="Tfng" typeface="Ebrima"/>
       </a:majorFont>
       <a:minorFont>
-        <a:latin typeface="Calibri" panose="020F0502020204030204"/>
+        <a:latin typeface="Calibri"/>
         <a:ea typeface=""/>
         <a:cs typeface=""/>
         <a:font script="Jpan" typeface="游明朝"/>
@@ -1951,7 +1662,7 @@
   <a:extraClrSchemeLst/>
   <a:extLst>
     <a:ext uri="{05A4C25C-085E-4340-85A3-A5531E510DB2}">
-      <thm15:themeFamily xmlns:thm15="http://schemas.microsoft.com/office/thememl/2012/main" name="Office Theme" id="{62F939B6-93AF-4DB8-9C6B-D6C7DFDC589F}" vid="{4A3C46E8-61CC-4603-A589-7422A47A8E4A}"/>
+      <thm15:themeFamily xmlns:thm15="http://schemas.microsoft.com/office/thememl/2012/main" xmlns="" name="Office Theme" id="{62F939B6-93AF-4DB8-9C6B-D6C7DFDC589F}" vid="{4A3C46E8-61CC-4603-A589-7422A47A8E4A}"/>
     </a:ext>
   </a:extLst>
 </a:theme>
